--- a/portfolio-source-v2/public/IsmailTimiCV.docx
+++ b/portfolio-source-v2/public/IsmailTimiCV.docx
@@ -1,39 +1,52 @@
 
 <file path=word/document.xml><?xml version="1.0" encoding="utf-8"?>
-<w:document xmlns:wpc="http://schemas.microsoft.com/office/word/2010/wordprocessingCanvas" xmlns:mc="http://schemas.openxmlformats.org/markup-compatibility/2006" xmlns:o="urn:schemas-microsoft-com:office:office" xmlns:r="http://schemas.openxmlformats.org/officeDocument/2006/relationships" xmlns:m="http://schemas.openxmlformats.org/officeDocument/2006/math" xmlns:v="urn:schemas-microsoft-com:vml" xmlns:wp14="http://schemas.microsoft.com/office/word/2010/wordprocessingDrawing" xmlns:wp="http://schemas.openxmlformats.org/drawingml/2006/wordprocessingDrawing" xmlns:w10="urn:schemas-microsoft-com:office:word" xmlns:w="http://schemas.openxmlformats.org/wordprocessingml/2006/main" xmlns:w14="http://schemas.microsoft.com/office/word/2010/wordml" xmlns:w15="http://schemas.microsoft.com/office/word/2012/wordml" xmlns:wpg="http://schemas.microsoft.com/office/word/2010/wordprocessingGroup" xmlns:wpi="http://schemas.microsoft.com/office/word/2010/wordprocessingInk" xmlns:wne="http://schemas.microsoft.com/office/word/2006/wordml" xmlns:wps="http://schemas.microsoft.com/office/word/2010/wordprocessingShape" xmlns:cx="http://schemas.microsoft.com/office/drawing/2014/chartex" xmlns:cx1="http://schemas.microsoft.com/office/drawing/2015/9/8/chartex" xmlns:cx2="http://schemas.microsoft.com/office/drawing/2015/10/21/chartex" xmlns:cx3="http://schemas.microsoft.com/office/drawing/2016/5/9/chartex" xmlns:cx4="http://schemas.microsoft.com/office/drawing/2016/5/10/chartex" xmlns:cx5="http://schemas.microsoft.com/office/drawing/2016/5/11/chartex" xmlns:cx6="http://schemas.microsoft.com/office/drawing/2016/5/12/chartex" xmlns:cx7="http://schemas.microsoft.com/office/drawing/2016/5/13/chartex" xmlns:cx8="http://schemas.microsoft.com/office/drawing/2016/5/14/chartex" xmlns:aink="http://schemas.microsoft.com/office/drawing/2016/ink" xmlns:am3d="http://schemas.microsoft.com/office/drawing/2017/model3d" xmlns:w16cex="http://schemas.microsoft.com/office/word/2018/wordml/cex" xmlns:w16cid="http://schemas.microsoft.com/office/word/2016/wordml/cid" xmlns:w16="http://schemas.microsoft.com/office/word/2018/wordml" xmlns:w16sdtdh="http://schemas.microsoft.com/office/word/2020/wordml/sdtdatahash" xmlns:w16se="http://schemas.microsoft.com/office/word/2015/wordml/symex" mc:Ignorable="w14 w15 wp14">
+<w:document xmlns:wpc="http://schemas.microsoft.com/office/word/2010/wordprocessingCanvas" xmlns:cx="http://schemas.microsoft.com/office/drawing/2014/chartex" xmlns:cx1="http://schemas.microsoft.com/office/drawing/2015/9/8/chartex" xmlns:cx2="http://schemas.microsoft.com/office/drawing/2015/10/21/chartex" xmlns:cx3="http://schemas.microsoft.com/office/drawing/2016/5/9/chartex" xmlns:cx4="http://schemas.microsoft.com/office/drawing/2016/5/10/chartex" xmlns:cx5="http://schemas.microsoft.com/office/drawing/2016/5/11/chartex" xmlns:cx6="http://schemas.microsoft.com/office/drawing/2016/5/12/chartex" xmlns:cx7="http://schemas.microsoft.com/office/drawing/2016/5/13/chartex" xmlns:cx8="http://schemas.microsoft.com/office/drawing/2016/5/14/chartex" xmlns:mc="http://schemas.openxmlformats.org/markup-compatibility/2006" xmlns:aink="http://schemas.microsoft.com/office/drawing/2016/ink" xmlns:am3d="http://schemas.microsoft.com/office/drawing/2017/model3d" xmlns:o="urn:schemas-microsoft-com:office:office" xmlns:r="http://schemas.openxmlformats.org/officeDocument/2006/relationships" xmlns:m="http://schemas.openxmlformats.org/officeDocument/2006/math" xmlns:v="urn:schemas-microsoft-com:vml" xmlns:wp14="http://schemas.microsoft.com/office/word/2010/wordprocessingDrawing" xmlns:wp="http://schemas.openxmlformats.org/drawingml/2006/wordprocessingDrawing" xmlns:w10="urn:schemas-microsoft-com:office:word" xmlns:w="http://schemas.openxmlformats.org/wordprocessingml/2006/main" xmlns:w14="http://schemas.microsoft.com/office/word/2010/wordml" xmlns:w15="http://schemas.microsoft.com/office/word/2012/wordml" xmlns:w16cid="http://schemas.microsoft.com/office/word/2016/wordml/cid" xmlns:w16se="http://schemas.microsoft.com/office/word/2015/wordml/symex" xmlns:wpg="http://schemas.microsoft.com/office/word/2010/wordprocessingGroup" xmlns:wpi="http://schemas.microsoft.com/office/word/2010/wordprocessingInk" xmlns:wne="http://schemas.microsoft.com/office/word/2006/wordml" xmlns:wps="http://schemas.microsoft.com/office/word/2010/wordprocessingShape" mc:Ignorable="w14 w15 w16se w16cid wp14">
   <w:body>
     <w:tbl>
       <w:tblPr>
-        <w:tblW w:type="dxa" w:w="12240"/>
+        <w:tblW w:w="12240" w:type="dxa"/>
         <w:tblBorders>
-          <w:top w:val="single" w:color="auto" w:sz="4"/>
-          <w:left w:val="single" w:color="auto" w:sz="4"/>
-          <w:bottom w:val="single" w:color="auto" w:sz="4"/>
-          <w:right w:val="single" w:color="auto" w:sz="4"/>
-          <w:insideH w:val="single" w:color="auto" w:sz="4"/>
-          <w:insideV w:val="single" w:color="auto" w:sz="4"/>
+          <w:top w:val="single" w:sz="4" w:space="0" w:color="auto"/>
+          <w:left w:val="single" w:sz="4" w:space="0" w:color="auto"/>
+          <w:bottom w:val="single" w:sz="4" w:space="0" w:color="auto"/>
+          <w:right w:val="single" w:sz="4" w:space="0" w:color="auto"/>
+          <w:insideH w:val="single" w:sz="4" w:space="0" w:color="auto"/>
+          <w:insideV w:val="single" w:sz="4" w:space="0" w:color="auto"/>
         </w:tblBorders>
+        <w:tblCellMar>
+          <w:left w:w="10" w:type="dxa"/>
+          <w:right w:w="10" w:type="dxa"/>
+        </w:tblCellMar>
+        <w:tblLook w:val="04A0" w:firstRow="1" w:lastRow="0" w:firstColumn="1" w:lastColumn="0" w:noHBand="0" w:noVBand="1"/>
       </w:tblPr>
       <w:tblGrid>
-        <w:gridCol w:w="8640"/>
-        <w:gridCol w:w="3600"/>
+        <w:gridCol w:w="3820"/>
+        <w:gridCol w:w="4856"/>
+        <w:gridCol w:w="3564"/>
       </w:tblGrid>
       <w:tr>
+        <w:tblPrEx>
+          <w:tblCellMar>
+            <w:top w:w="0" w:type="dxa"/>
+            <w:bottom w:w="0" w:type="dxa"/>
+          </w:tblCellMar>
+        </w:tblPrEx>
         <w:tc>
           <w:tcPr>
-            <w:tcW w:type="dxa" w:w="8640"/>
+            <w:tcW w:w="8640" w:type="dxa"/>
+            <w:gridSpan w:val="2"/>
             <w:tcBorders>
-              <w:top w:val="none" w:color="FFFFFF" w:sz="0"/>
-              <w:left w:val="none" w:color="FFFFFF" w:sz="0"/>
-              <w:bottom w:val="none" w:color="FFFFFF" w:sz="0"/>
-              <w:right w:val="none" w:color="FFFFFF" w:sz="0"/>
+              <w:top w:val="none" w:sz="0" w:space="0" w:color="FFFFFF"/>
+              <w:left w:val="none" w:sz="0" w:space="0" w:color="FFFFFF"/>
+              <w:bottom w:val="none" w:sz="0" w:space="0" w:color="FFFFFF"/>
+              <w:right w:val="none" w:sz="0" w:space="0" w:color="FFFFFF"/>
             </w:tcBorders>
-            <w:shd w:fill="1A1A2E" w:val="clear"/>
+            <w:shd w:val="clear" w:color="auto" w:fill="1A1A2E"/>
             <w:tcMar>
-              <w:top w:type="dxa" w:w="440"/>
-              <w:left w:type="dxa" w:w="720"/>
-              <w:bottom w:type="dxa" w:w="440"/>
-              <w:right w:type="dxa" w:w="480"/>
+              <w:top w:w="440" w:type="dxa"/>
+              <w:left w:w="720" w:type="dxa"/>
+              <w:bottom w:w="440" w:type="dxa"/>
+              <w:right w:w="480" w:type="dxa"/>
             </w:tcMar>
             <w:vAlign w:val="center"/>
           </w:tcPr>
@@ -43,14 +56,14 @@
             </w:pPr>
             <w:r>
               <w:rPr>
-                <w:rFonts w:ascii="Calibri" w:cs="Calibri" w:eastAsia="Calibri" w:hAnsi="Calibri"/>
+                <w:rFonts w:ascii="Calibri" w:eastAsia="Calibri" w:hAnsi="Calibri" w:cs="Calibri"/>
                 <w:b/>
                 <w:bCs/>
                 <w:color w:val="FFFFFF"/>
                 <w:sz w:val="46"/>
                 <w:szCs w:val="46"/>
               </w:rPr>
-              <w:t xml:space="preserve">ISMAIL TIMILEYIN</w:t>
+              <w:t>ISMAIL TIMILEYIN</w:t>
             </w:r>
           </w:p>
           <w:p>
@@ -59,46 +72,52 @@
             </w:pPr>
             <w:r>
               <w:rPr>
-                <w:rFonts w:ascii="Calibri" w:cs="Calibri" w:eastAsia="Calibri" w:hAnsi="Calibri"/>
+                <w:rFonts w:ascii="Calibri" w:eastAsia="Calibri" w:hAnsi="Calibri" w:cs="Calibri"/>
                 <w:b/>
                 <w:bCs/>
                 <w:color w:val="C0392B"/>
                 <w:sz w:val="22"/>
                 <w:szCs w:val="22"/>
               </w:rPr>
-              <w:t xml:space="preserve">Full-Stack Web Developer</w:t>
-            </w:r>
-          </w:p>
-          <w:p>
-            <w:pPr>
-              <w:spacing w:after="0"/>
-            </w:pPr>
-            <w:r>
-              <w:rPr>
-                <w:rFonts w:ascii="Calibri" w:cs="Calibri" w:eastAsia="Calibri" w:hAnsi="Calibri"/>
+              <w:t>Full-Stack Web Developer</w:t>
+            </w:r>
+          </w:p>
+          <w:p>
+            <w:r>
+              <w:rPr>
+                <w:rFonts w:ascii="Calibri" w:eastAsia="Calibri" w:hAnsi="Calibri" w:cs="Calibri"/>
                 <w:color w:val="BDC3C7"/>
                 <w:sz w:val="17"/>
                 <w:szCs w:val="17"/>
               </w:rPr>
-              <w:t xml:space="preserve">Dynamic Full-Stack Web Developer with a passion for creating innovative web applications and a strong foundation in both front-end and back-end technologies. Proficient in JavaScript, HTML, CSS, and various frameworks. I thrive in collaborative environments and am eager to contribute to a forward-thinking team, committed to delivering high-quality code and enhancing user experiences.</w:t>
+              <w:t>Dynamic Full-Stack Web Developer with a passion for creating innovative web applications and a strong foundation in both front-end and back-end technologies. Proficient in JavaScript, HTML, CSS, and various frameworks. I thrive in collaborative environment</w:t>
+            </w:r>
+            <w:r>
+              <w:rPr>
+                <w:rFonts w:ascii="Calibri" w:eastAsia="Calibri" w:hAnsi="Calibri" w:cs="Calibri"/>
+                <w:color w:val="BDC3C7"/>
+                <w:sz w:val="17"/>
+                <w:szCs w:val="17"/>
+              </w:rPr>
+              <w:t>s and am eager to contribute to a forward-thinking team, committed to delivering high-quality code and enhancing user experiences.</w:t>
             </w:r>
           </w:p>
         </w:tc>
         <w:tc>
           <w:tcPr>
-            <w:tcW w:type="dxa" w:w="3600"/>
+            <w:tcW w:w="3600" w:type="dxa"/>
             <w:tcBorders>
-              <w:top w:val="none" w:color="FFFFFF" w:sz="0"/>
-              <w:left w:val="none" w:color="FFFFFF" w:sz="0"/>
-              <w:bottom w:val="none" w:color="FFFFFF" w:sz="0"/>
-              <w:right w:val="none" w:color="FFFFFF" w:sz="0"/>
+              <w:top w:val="none" w:sz="0" w:space="0" w:color="FFFFFF"/>
+              <w:left w:val="none" w:sz="0" w:space="0" w:color="FFFFFF"/>
+              <w:bottom w:val="none" w:sz="0" w:space="0" w:color="FFFFFF"/>
+              <w:right w:val="none" w:sz="0" w:space="0" w:color="FFFFFF"/>
             </w:tcBorders>
-            <w:shd w:fill="1A1A2E" w:val="clear"/>
+            <w:shd w:val="clear" w:color="auto" w:fill="1A1A2E"/>
             <w:tcMar>
-              <w:top w:type="dxa" w:w="300"/>
-              <w:left w:type="dxa" w:w="200"/>
-              <w:bottom w:type="dxa" w:w="300"/>
-              <w:right w:type="dxa" w:w="400"/>
+              <w:top w:w="300" w:type="dxa"/>
+              <w:left w:w="200" w:type="dxa"/>
+              <w:bottom w:w="300" w:type="dxa"/>
+              <w:right w:w="400" w:type="dxa"/>
             </w:tcMar>
             <w:vAlign w:val="center"/>
           </w:tcPr>
@@ -107,11 +126,14 @@
               <w:jc w:val="center"/>
             </w:pPr>
             <w:r>
+              <w:rPr>
+                <w:noProof/>
+              </w:rPr>
               <w:drawing>
                 <wp:inline distT="0" distB="0" distL="0" distR="0">
                   <wp:extent cx="1238250" cy="1238250"/>
-                  <wp:effectExtent t="0" r="0" b="0" l="0"/>
-                  <wp:docPr id="1" name="" descr="" title=""/>
+                  <wp:effectExtent l="0" t="0" r="0" b="0"/>
+                  <wp:docPr id="1" name="Picture 1"/>
                   <wp:cNvGraphicFramePr>
                     <a:graphicFrameLocks xmlns:a="http://schemas.openxmlformats.org/drawingml/2006/main" noChangeAspect="1"/>
                   </wp:cNvGraphicFramePr>
@@ -119,13 +141,13 @@
                     <a:graphicData uri="http://schemas.openxmlformats.org/drawingml/2006/picture">
                       <pic:pic xmlns:pic="http://schemas.openxmlformats.org/drawingml/2006/picture">
                         <pic:nvPicPr>
-                          <pic:cNvPr id="0" name="" descr=""/>
+                          <pic:cNvPr id="0" name=""/>
                           <pic:cNvPicPr>
                             <a:picLocks noChangeAspect="1" noChangeArrowheads="1"/>
                           </pic:cNvPicPr>
                         </pic:nvPicPr>
                         <pic:blipFill>
-                          <a:blip r:embed="rId7" cstate="none"/>
+                          <a:blip r:embed="rId5"/>
                           <a:srcRect/>
                           <a:stretch>
                             <a:fillRect/>
@@ -149,249 +171,280 @@
           </w:p>
         </w:tc>
       </w:tr>
-    </w:tbl>
-    <w:tbl>
-      <w:tblPr>
-        <w:tblW w:type="dxa" w:w="12240"/>
-        <w:tblBorders>
-          <w:top w:val="single" w:color="auto" w:sz="4"/>
-          <w:left w:val="single" w:color="auto" w:sz="4"/>
-          <w:bottom w:val="single" w:color="auto" w:sz="4"/>
-          <w:right w:val="single" w:color="auto" w:sz="4"/>
-          <w:insideH w:val="single" w:color="auto" w:sz="4"/>
-          <w:insideV w:val="single" w:color="auto" w:sz="4"/>
-        </w:tblBorders>
-      </w:tblPr>
-      <w:tblGrid>
-        <w:gridCol w:w="3600"/>
-        <w:gridCol w:w="8640"/>
-      </w:tblGrid>
       <w:tr>
+        <w:tblPrEx>
+          <w:tblCellMar>
+            <w:top w:w="0" w:type="dxa"/>
+            <w:bottom w:w="0" w:type="dxa"/>
+          </w:tblCellMar>
+        </w:tblPrEx>
         <w:tc>
           <w:tcPr>
-            <w:tcW w:type="dxa" w:w="3600"/>
+            <w:tcW w:w="3600" w:type="dxa"/>
             <w:tcBorders>
-              <w:top w:val="none" w:color="FFFFFF" w:sz="0"/>
-              <w:left w:val="none" w:color="FFFFFF" w:sz="0"/>
-              <w:bottom w:val="none" w:color="FFFFFF" w:sz="0"/>
-              <w:right w:val="none" w:color="FFFFFF" w:sz="0"/>
+              <w:top w:val="none" w:sz="0" w:space="0" w:color="FFFFFF"/>
+              <w:left w:val="none" w:sz="0" w:space="0" w:color="FFFFFF"/>
+              <w:bottom w:val="none" w:sz="0" w:space="0" w:color="FFFFFF"/>
+              <w:right w:val="none" w:sz="0" w:space="0" w:color="FFFFFF"/>
             </w:tcBorders>
-            <w:shd w:fill="1E2A38" w:val="clear"/>
+            <w:shd w:val="clear" w:color="auto" w:fill="1E2A38"/>
             <w:tcMar>
-              <w:top w:type="dxa" w:w="400"/>
-              <w:left w:type="dxa" w:w="480"/>
-              <w:bottom w:type="dxa" w:w="400"/>
-              <w:right w:type="dxa" w:w="380"/>
+              <w:top w:w="400" w:type="dxa"/>
+              <w:left w:w="480" w:type="dxa"/>
+              <w:bottom w:w="400" w:type="dxa"/>
+              <w:right w:w="380" w:type="dxa"/>
             </w:tcMar>
           </w:tcPr>
           <w:p>
             <w:pPr>
               <w:pBdr>
-                <w:bottom w:val="single" w:color="C0392B" w:sz="6" w:space="3"/>
+                <w:bottom w:val="single" w:sz="6" w:space="3" w:color="C0392B"/>
               </w:pBdr>
-              <w:spacing w:after="120" w:before="0"/>
-            </w:pPr>
-            <w:r>
-              <w:rPr>
-                <w:rFonts w:ascii="Calibri" w:cs="Calibri" w:eastAsia="Calibri" w:hAnsi="Calibri"/>
+              <w:spacing w:after="120"/>
+            </w:pPr>
+            <w:r>
+              <w:rPr>
+                <w:rFonts w:ascii="Calibri" w:eastAsia="Calibri" w:hAnsi="Calibri" w:cs="Calibri"/>
                 <w:b/>
                 <w:bCs/>
                 <w:color w:val="FFFFFF"/>
-                <w:sz w:val="20"/>
-                <w:szCs w:val="20"/>
-              </w:rPr>
-              <w:t xml:space="preserve">CONTACT</w:t>
+              </w:rPr>
+              <w:t>CONTACT</w:t>
             </w:r>
           </w:p>
           <w:tbl>
             <w:tblPr>
-              <w:tblW w:type="dxa" w:w="2960"/>
+              <w:tblW w:w="2960" w:type="dxa"/>
               <w:tblBorders>
-                <w:top w:val="single" w:color="auto" w:sz="4"/>
-                <w:left w:val="single" w:color="auto" w:sz="4"/>
-                <w:bottom w:val="single" w:color="auto" w:sz="4"/>
-                <w:right w:val="single" w:color="auto" w:sz="4"/>
-                <w:insideH w:val="single" w:color="auto" w:sz="4"/>
-                <w:insideV w:val="single" w:color="auto" w:sz="4"/>
+                <w:top w:val="single" w:sz="4" w:space="0" w:color="auto"/>
+                <w:left w:val="single" w:sz="4" w:space="0" w:color="auto"/>
+                <w:bottom w:val="single" w:sz="4" w:space="0" w:color="auto"/>
+                <w:right w:val="single" w:sz="4" w:space="0" w:color="auto"/>
+                <w:insideH w:val="single" w:sz="4" w:space="0" w:color="auto"/>
+                <w:insideV w:val="single" w:sz="4" w:space="0" w:color="auto"/>
               </w:tblBorders>
+              <w:tblCellMar>
+                <w:left w:w="10" w:type="dxa"/>
+                <w:right w:w="10" w:type="dxa"/>
+              </w:tblCellMar>
+              <w:tblLook w:val="04A0" w:firstRow="1" w:lastRow="0" w:firstColumn="1" w:lastColumn="0" w:noHBand="0" w:noVBand="1"/>
             </w:tblPr>
             <w:tblGrid>
-              <w:gridCol w:w="1100"/>
-              <w:gridCol w:w="1860"/>
+              <w:gridCol w:w="682"/>
+              <w:gridCol w:w="2278"/>
             </w:tblGrid>
             <w:tr>
+              <w:tblPrEx>
+                <w:tblCellMar>
+                  <w:top w:w="0" w:type="dxa"/>
+                  <w:bottom w:w="0" w:type="dxa"/>
+                </w:tblCellMar>
+              </w:tblPrEx>
               <w:tc>
                 <w:tcPr>
-                  <w:tcW w:type="dxa" w:w="1100"/>
+                  <w:tcW w:w="1100" w:type="dxa"/>
                   <w:tcBorders>
-                    <w:top w:val="none" w:color="FFFFFF" w:sz="0"/>
-                    <w:left w:val="none" w:color="FFFFFF" w:sz="0"/>
-                    <w:bottom w:val="none" w:color="FFFFFF" w:sz="0"/>
-                    <w:right w:val="none" w:color="FFFFFF" w:sz="0"/>
+                    <w:top w:val="none" w:sz="0" w:space="0" w:color="FFFFFF"/>
+                    <w:left w:val="none" w:sz="0" w:space="0" w:color="FFFFFF"/>
+                    <w:bottom w:val="none" w:sz="0" w:space="0" w:color="FFFFFF"/>
+                    <w:right w:val="none" w:sz="0" w:space="0" w:color="FFFFFF"/>
                   </w:tcBorders>
                   <w:tcMar>
-                    <w:top w:type="dxa" w:w="30"/>
-                    <w:left w:type="dxa" w:w="0"/>
-                    <w:bottom w:type="dxa" w:w="30"/>
-                    <w:right w:type="dxa" w:w="60"/>
+                    <w:top w:w="30" w:type="dxa"/>
+                    <w:left w:w="0" w:type="dxa"/>
+                    <w:bottom w:w="30" w:type="dxa"/>
+                    <w:right w:w="60" w:type="dxa"/>
                   </w:tcMar>
                 </w:tcPr>
                 <w:p>
                   <w:r>
                     <w:rPr>
-                      <w:rFonts w:ascii="Calibri" w:cs="Calibri" w:eastAsia="Calibri" w:hAnsi="Calibri"/>
+                      <w:rFonts w:ascii="Calibri" w:eastAsia="Calibri" w:hAnsi="Calibri" w:cs="Calibri"/>
                       <w:b/>
                       <w:bCs/>
                       <w:color w:val="FFFFFF"/>
                       <w:sz w:val="16"/>
                       <w:szCs w:val="16"/>
                     </w:rPr>
-                    <w:t xml:space="preserve">📧</w:t>
+                    <w:t>📧</w:t>
                   </w:r>
                 </w:p>
               </w:tc>
               <w:tc>
                 <w:tcPr>
-                  <w:tcW w:type="dxa" w:w="2860"/>
+                  <w:tcW w:w="2860" w:type="dxa"/>
                   <w:tcBorders>
-                    <w:top w:val="none" w:color="FFFFFF" w:sz="0"/>
-                    <w:left w:val="none" w:color="FFFFFF" w:sz="0"/>
-                    <w:bottom w:val="none" w:color="FFFFFF" w:sz="0"/>
-                    <w:right w:val="none" w:color="FFFFFF" w:sz="0"/>
+                    <w:top w:val="none" w:sz="0" w:space="0" w:color="FFFFFF"/>
+                    <w:left w:val="none" w:sz="0" w:space="0" w:color="FFFFFF"/>
+                    <w:bottom w:val="none" w:sz="0" w:space="0" w:color="FFFFFF"/>
+                    <w:right w:val="none" w:sz="0" w:space="0" w:color="FFFFFF"/>
                   </w:tcBorders>
                   <w:tcMar>
-                    <w:top w:type="dxa" w:w="30"/>
-                    <w:left w:type="dxa" w:w="0"/>
-                    <w:bottom w:type="dxa" w:w="30"/>
+                    <w:top w:w="30" w:type="dxa"/>
+                    <w:left w:w="0" w:type="dxa"/>
+                    <w:bottom w:w="30" w:type="dxa"/>
                   </w:tcMar>
                 </w:tcPr>
                 <w:p>
                   <w:r>
                     <w:rPr>
-                      <w:rFonts w:ascii="Calibri" w:cs="Calibri" w:eastAsia="Calibri" w:hAnsi="Calibri"/>
+                      <w:rFonts w:ascii="Calibri" w:eastAsia="Calibri" w:hAnsi="Calibri" w:cs="Calibri"/>
                       <w:color w:val="D5D8DC"/>
                       <w:sz w:val="16"/>
                       <w:szCs w:val="16"/>
                     </w:rPr>
-                    <w:t xml:space="preserve">ismailtisetiwa@gmail.com</w:t>
+                    <w:t>ismailtisetiwa@gmail.com</w:t>
                   </w:r>
                 </w:p>
               </w:tc>
             </w:tr>
             <w:tr>
+              <w:tblPrEx>
+                <w:tblCellMar>
+                  <w:top w:w="0" w:type="dxa"/>
+                  <w:bottom w:w="0" w:type="dxa"/>
+                </w:tblCellMar>
+              </w:tblPrEx>
               <w:tc>
                 <w:tcPr>
-                  <w:tcW w:type="dxa" w:w="1100"/>
+                  <w:tcW w:w="1100" w:type="dxa"/>
                   <w:tcBorders>
-                    <w:top w:val="none" w:color="FFFFFF" w:sz="0"/>
-                    <w:left w:val="none" w:color="FFFFFF" w:sz="0"/>
-                    <w:bottom w:val="none" w:color="FFFFFF" w:sz="0"/>
-                    <w:right w:val="none" w:color="FFFFFF" w:sz="0"/>
+                    <w:top w:val="none" w:sz="0" w:space="0" w:color="FFFFFF"/>
+                    <w:left w:val="none" w:sz="0" w:space="0" w:color="FFFFFF"/>
+                    <w:bottom w:val="none" w:sz="0" w:space="0" w:color="FFFFFF"/>
+                    <w:right w:val="none" w:sz="0" w:space="0" w:color="FFFFFF"/>
                   </w:tcBorders>
                   <w:tcMar>
-                    <w:top w:type="dxa" w:w="30"/>
-                    <w:left w:type="dxa" w:w="0"/>
-                    <w:bottom w:type="dxa" w:w="30"/>
-                    <w:right w:type="dxa" w:w="60"/>
+                    <w:top w:w="30" w:type="dxa"/>
+                    <w:left w:w="0" w:type="dxa"/>
+                    <w:bottom w:w="30" w:type="dxa"/>
+                    <w:right w:w="60" w:type="dxa"/>
                   </w:tcMar>
                 </w:tcPr>
                 <w:p>
                   <w:r>
                     <w:rPr>
-                      <w:rFonts w:ascii="Calibri" w:cs="Calibri" w:eastAsia="Calibri" w:hAnsi="Calibri"/>
+                      <w:rFonts w:ascii="Calibri" w:eastAsia="Calibri" w:hAnsi="Calibri" w:cs="Calibri"/>
                       <w:b/>
                       <w:bCs/>
                       <w:color w:val="FFFFFF"/>
                       <w:sz w:val="16"/>
                       <w:szCs w:val="16"/>
                     </w:rPr>
-                    <w:t xml:space="preserve">📱</w:t>
+                    <w:t>📱</w:t>
                   </w:r>
                 </w:p>
               </w:tc>
               <w:tc>
                 <w:tcPr>
-                  <w:tcW w:type="dxa" w:w="2860"/>
+                  <w:tcW w:w="2860" w:type="dxa"/>
                   <w:tcBorders>
-                    <w:top w:val="none" w:color="FFFFFF" w:sz="0"/>
-                    <w:left w:val="none" w:color="FFFFFF" w:sz="0"/>
-                    <w:bottom w:val="none" w:color="FFFFFF" w:sz="0"/>
-                    <w:right w:val="none" w:color="FFFFFF" w:sz="0"/>
+                    <w:top w:val="none" w:sz="0" w:space="0" w:color="FFFFFF"/>
+                    <w:left w:val="none" w:sz="0" w:space="0" w:color="FFFFFF"/>
+                    <w:bottom w:val="none" w:sz="0" w:space="0" w:color="FFFFFF"/>
+                    <w:right w:val="none" w:sz="0" w:space="0" w:color="FFFFFF"/>
                   </w:tcBorders>
                   <w:tcMar>
-                    <w:top w:type="dxa" w:w="30"/>
-                    <w:left w:type="dxa" w:w="0"/>
-                    <w:bottom w:type="dxa" w:w="30"/>
+                    <w:top w:w="30" w:type="dxa"/>
+                    <w:left w:w="0" w:type="dxa"/>
+                    <w:bottom w:w="30" w:type="dxa"/>
                   </w:tcMar>
                 </w:tcPr>
                 <w:p>
                   <w:r>
                     <w:rPr>
-                      <w:rFonts w:ascii="Calibri" w:cs="Calibri" w:eastAsia="Calibri" w:hAnsi="Calibri"/>
+                      <w:rFonts w:ascii="Calibri" w:eastAsia="Calibri" w:hAnsi="Calibri" w:cs="Calibri"/>
                       <w:color w:val="D5D8DC"/>
                       <w:sz w:val="16"/>
                       <w:szCs w:val="16"/>
                     </w:rPr>
-                    <w:t xml:space="preserve">+2347035589984</w:t>
+                    <w:t>+23470</w:t>
+                  </w:r>
+                  <w:r>
+                    <w:rPr>
+                      <w:rFonts w:ascii="Calibri" w:eastAsia="Calibri" w:hAnsi="Calibri" w:cs="Calibri"/>
+                      <w:color w:val="D5D8DC"/>
+                      <w:sz w:val="16"/>
+                      <w:szCs w:val="16"/>
+                      <w:lang w:val="en-US"/>
+                    </w:rPr>
+                    <w:t>7</w:t>
+                  </w:r>
+                  <w:bookmarkStart w:id="0" w:name="_GoBack"/>
+                  <w:bookmarkEnd w:id="0"/>
+                  <w:r>
+                    <w:rPr>
+                      <w:rFonts w:ascii="Calibri" w:eastAsia="Calibri" w:hAnsi="Calibri" w:cs="Calibri"/>
+                      <w:color w:val="D5D8DC"/>
+                      <w:sz w:val="16"/>
+                      <w:szCs w:val="16"/>
+                    </w:rPr>
+                    <w:t>35589984</w:t>
                   </w:r>
                 </w:p>
               </w:tc>
             </w:tr>
             <w:tr>
+              <w:tblPrEx>
+                <w:tblCellMar>
+                  <w:top w:w="0" w:type="dxa"/>
+                  <w:bottom w:w="0" w:type="dxa"/>
+                </w:tblCellMar>
+              </w:tblPrEx>
               <w:tc>
                 <w:tcPr>
-                  <w:tcW w:type="dxa" w:w="1100"/>
+                  <w:tcW w:w="1100" w:type="dxa"/>
                   <w:tcBorders>
-                    <w:top w:val="none" w:color="FFFFFF" w:sz="0"/>
-                    <w:left w:val="none" w:color="FFFFFF" w:sz="0"/>
-                    <w:bottom w:val="none" w:color="FFFFFF" w:sz="0"/>
-                    <w:right w:val="none" w:color="FFFFFF" w:sz="0"/>
+                    <w:top w:val="none" w:sz="0" w:space="0" w:color="FFFFFF"/>
+                    <w:left w:val="none" w:sz="0" w:space="0" w:color="FFFFFF"/>
+                    <w:bottom w:val="none" w:sz="0" w:space="0" w:color="FFFFFF"/>
+                    <w:right w:val="none" w:sz="0" w:space="0" w:color="FFFFFF"/>
                   </w:tcBorders>
                   <w:tcMar>
-                    <w:top w:type="dxa" w:w="30"/>
-                    <w:left w:type="dxa" w:w="0"/>
-                    <w:bottom w:type="dxa" w:w="30"/>
-                    <w:right w:type="dxa" w:w="60"/>
+                    <w:top w:w="30" w:type="dxa"/>
+                    <w:left w:w="0" w:type="dxa"/>
+                    <w:bottom w:w="30" w:type="dxa"/>
+                    <w:right w:w="60" w:type="dxa"/>
                   </w:tcMar>
                 </w:tcPr>
                 <w:p>
                   <w:r>
                     <w:rPr>
-                      <w:rFonts w:ascii="Calibri" w:cs="Calibri" w:eastAsia="Calibri" w:hAnsi="Calibri"/>
+                      <w:rFonts w:ascii="Calibri" w:eastAsia="Calibri" w:hAnsi="Calibri" w:cs="Calibri"/>
                       <w:b/>
                       <w:bCs/>
                       <w:color w:val="FFFFFF"/>
                       <w:sz w:val="16"/>
                       <w:szCs w:val="16"/>
                     </w:rPr>
-                    <w:t xml:space="preserve">📍</w:t>
+                    <w:t>📍</w:t>
                   </w:r>
                 </w:p>
               </w:tc>
               <w:tc>
                 <w:tcPr>
-                  <w:tcW w:type="dxa" w:w="2860"/>
+                  <w:tcW w:w="2860" w:type="dxa"/>
                   <w:tcBorders>
-                    <w:top w:val="none" w:color="FFFFFF" w:sz="0"/>
-                    <w:left w:val="none" w:color="FFFFFF" w:sz="0"/>
-                    <w:bottom w:val="none" w:color="FFFFFF" w:sz="0"/>
-                    <w:right w:val="none" w:color="FFFFFF" w:sz="0"/>
+                    <w:top w:val="none" w:sz="0" w:space="0" w:color="FFFFFF"/>
+                    <w:left w:val="none" w:sz="0" w:space="0" w:color="FFFFFF"/>
+                    <w:bottom w:val="none" w:sz="0" w:space="0" w:color="FFFFFF"/>
+                    <w:right w:val="none" w:sz="0" w:space="0" w:color="FFFFFF"/>
                   </w:tcBorders>
                   <w:tcMar>
-                    <w:top w:type="dxa" w:w="30"/>
-                    <w:left w:type="dxa" w:w="0"/>
-                    <w:bottom w:type="dxa" w:w="30"/>
+                    <w:top w:w="30" w:type="dxa"/>
+                    <w:left w:w="0" w:type="dxa"/>
+                    <w:bottom w:w="30" w:type="dxa"/>
                   </w:tcMar>
                 </w:tcPr>
                 <w:p>
                   <w:r>
                     <w:rPr>
-                      <w:rFonts w:ascii="Calibri" w:cs="Calibri" w:eastAsia="Calibri" w:hAnsi="Calibri"/>
+                      <w:rFonts w:ascii="Calibri" w:eastAsia="Calibri" w:hAnsi="Calibri" w:cs="Calibri"/>
                       <w:color w:val="D5D8DC"/>
                       <w:sz w:val="16"/>
                       <w:szCs w:val="16"/>
                     </w:rPr>
-                    <w:t xml:space="preserve">Lagos, Nigeria</w:t>
+                    <w:t>Lagos, Nigeria</w:t>
                   </w:r>
                 </w:p>
               </w:tc>
@@ -400,314 +453,525 @@
           <w:p>
             <w:pPr>
               <w:pBdr>
-                <w:bottom w:val="single" w:color="C0392B" w:sz="6" w:space="3"/>
+                <w:bottom w:val="single" w:sz="6" w:space="3" w:color="C0392B"/>
               </w:pBdr>
-              <w:spacing w:after="120" w:before="300"/>
-            </w:pPr>
-            <w:r>
-              <w:rPr>
-                <w:rFonts w:ascii="Calibri" w:cs="Calibri" w:eastAsia="Calibri" w:hAnsi="Calibri"/>
+              <w:spacing w:before="300" w:after="120"/>
+            </w:pPr>
+            <w:r>
+              <w:rPr>
+                <w:rFonts w:ascii="Calibri" w:eastAsia="Calibri" w:hAnsi="Calibri" w:cs="Calibri"/>
                 <w:b/>
                 <w:bCs/>
                 <w:color w:val="FFFFFF"/>
-                <w:sz w:val="20"/>
-                <w:szCs w:val="20"/>
-              </w:rPr>
-              <w:t xml:space="preserve">SKILLS</w:t>
+              </w:rPr>
+              <w:t>SKILLS</w:t>
             </w:r>
           </w:p>
           <w:p>
             <w:pPr>
               <w:spacing w:after="60"/>
             </w:pPr>
-            <w:r>
-              <w:rPr>
-                <w:rFonts w:ascii="Calibri" w:cs="Calibri" w:eastAsia="Calibri" w:hAnsi="Calibri"/>
+            <w:proofErr w:type="gramStart"/>
+            <w:r>
+              <w:rPr>
+                <w:rFonts w:ascii="Calibri" w:eastAsia="Calibri" w:hAnsi="Calibri" w:cs="Calibri"/>
                 <w:b/>
                 <w:bCs/>
                 <w:color w:val="C0392B"/>
                 <w:sz w:val="17"/>
                 <w:szCs w:val="17"/>
               </w:rPr>
-              <w:t xml:space="preserve">▸  </w:t>
-            </w:r>
-            <w:r>
-              <w:rPr>
-                <w:rFonts w:ascii="Calibri" w:cs="Calibri" w:eastAsia="Calibri" w:hAnsi="Calibri"/>
+              <w:t>▸</w:t>
+            </w:r>
+            <w:r>
+              <w:rPr>
+                <w:rFonts w:ascii="Calibri" w:eastAsia="Calibri" w:hAnsi="Calibri" w:cs="Calibri"/>
+                <w:b/>
+                <w:bCs/>
+                <w:color w:val="C0392B"/>
+                <w:sz w:val="17"/>
+                <w:szCs w:val="17"/>
+              </w:rPr>
+              <w:t xml:space="preserve">  </w:t>
+            </w:r>
+            <w:r>
+              <w:rPr>
+                <w:rFonts w:ascii="Calibri" w:eastAsia="Calibri" w:hAnsi="Calibri" w:cs="Calibri"/>
                 <w:color w:val="D5D8DC"/>
                 <w:sz w:val="17"/>
                 <w:szCs w:val="17"/>
               </w:rPr>
-              <w:t xml:space="preserve">JavaScript (ES6+)</w:t>
+              <w:t>JavaScript</w:t>
+            </w:r>
+            <w:proofErr w:type="gramEnd"/>
+            <w:r>
+              <w:rPr>
+                <w:rFonts w:ascii="Calibri" w:eastAsia="Calibri" w:hAnsi="Calibri" w:cs="Calibri"/>
+                <w:color w:val="D5D8DC"/>
+                <w:sz w:val="17"/>
+                <w:szCs w:val="17"/>
+              </w:rPr>
+              <w:t xml:space="preserve"> (ES6+)</w:t>
             </w:r>
           </w:p>
           <w:p>
             <w:pPr>
               <w:spacing w:after="60"/>
             </w:pPr>
-            <w:r>
-              <w:rPr>
-                <w:rFonts w:ascii="Calibri" w:cs="Calibri" w:eastAsia="Calibri" w:hAnsi="Calibri"/>
+            <w:proofErr w:type="gramStart"/>
+            <w:r>
+              <w:rPr>
+                <w:rFonts w:ascii="Calibri" w:eastAsia="Calibri" w:hAnsi="Calibri" w:cs="Calibri"/>
                 <w:b/>
                 <w:bCs/>
                 <w:color w:val="C0392B"/>
                 <w:sz w:val="17"/>
                 <w:szCs w:val="17"/>
               </w:rPr>
-              <w:t xml:space="preserve">▸  </w:t>
-            </w:r>
-            <w:r>
-              <w:rPr>
-                <w:rFonts w:ascii="Calibri" w:cs="Calibri" w:eastAsia="Calibri" w:hAnsi="Calibri"/>
+              <w:t>▸</w:t>
+            </w:r>
+            <w:r>
+              <w:rPr>
+                <w:rFonts w:ascii="Calibri" w:eastAsia="Calibri" w:hAnsi="Calibri" w:cs="Calibri"/>
+                <w:b/>
+                <w:bCs/>
+                <w:color w:val="C0392B"/>
+                <w:sz w:val="17"/>
+                <w:szCs w:val="17"/>
+              </w:rPr>
+              <w:t xml:space="preserve">  </w:t>
+            </w:r>
+            <w:r>
+              <w:rPr>
+                <w:rFonts w:ascii="Calibri" w:eastAsia="Calibri" w:hAnsi="Calibri" w:cs="Calibri"/>
                 <w:color w:val="D5D8DC"/>
                 <w:sz w:val="17"/>
                 <w:szCs w:val="17"/>
               </w:rPr>
-              <w:t xml:space="preserve">React.js</w:t>
-            </w:r>
+              <w:t>React.js</w:t>
+            </w:r>
+            <w:proofErr w:type="gramEnd"/>
           </w:p>
           <w:p>
             <w:pPr>
               <w:spacing w:after="60"/>
             </w:pPr>
-            <w:r>
-              <w:rPr>
-                <w:rFonts w:ascii="Calibri" w:cs="Calibri" w:eastAsia="Calibri" w:hAnsi="Calibri"/>
+            <w:proofErr w:type="gramStart"/>
+            <w:r>
+              <w:rPr>
+                <w:rFonts w:ascii="Calibri" w:eastAsia="Calibri" w:hAnsi="Calibri" w:cs="Calibri"/>
                 <w:b/>
                 <w:bCs/>
                 <w:color w:val="C0392B"/>
                 <w:sz w:val="17"/>
                 <w:szCs w:val="17"/>
               </w:rPr>
-              <w:t xml:space="preserve">▸  </w:t>
-            </w:r>
-            <w:r>
-              <w:rPr>
-                <w:rFonts w:ascii="Calibri" w:cs="Calibri" w:eastAsia="Calibri" w:hAnsi="Calibri"/>
+              <w:t>▸</w:t>
+            </w:r>
+            <w:r>
+              <w:rPr>
+                <w:rFonts w:ascii="Calibri" w:eastAsia="Calibri" w:hAnsi="Calibri" w:cs="Calibri"/>
+                <w:b/>
+                <w:bCs/>
+                <w:color w:val="C0392B"/>
+                <w:sz w:val="17"/>
+                <w:szCs w:val="17"/>
+              </w:rPr>
+              <w:t xml:space="preserve">  </w:t>
+            </w:r>
+            <w:r>
+              <w:rPr>
+                <w:rFonts w:ascii="Calibri" w:eastAsia="Calibri" w:hAnsi="Calibri" w:cs="Calibri"/>
                 <w:color w:val="D5D8DC"/>
                 <w:sz w:val="17"/>
                 <w:szCs w:val="17"/>
               </w:rPr>
-              <w:t xml:space="preserve">Node.js</w:t>
-            </w:r>
+              <w:t>Node.js</w:t>
+            </w:r>
+            <w:proofErr w:type="gramEnd"/>
           </w:p>
           <w:p>
             <w:pPr>
               <w:spacing w:after="60"/>
             </w:pPr>
-            <w:r>
-              <w:rPr>
-                <w:rFonts w:ascii="Calibri" w:cs="Calibri" w:eastAsia="Calibri" w:hAnsi="Calibri"/>
+            <w:proofErr w:type="gramStart"/>
+            <w:r>
+              <w:rPr>
+                <w:rFonts w:ascii="Calibri" w:eastAsia="Calibri" w:hAnsi="Calibri" w:cs="Calibri"/>
                 <w:b/>
                 <w:bCs/>
                 <w:color w:val="C0392B"/>
                 <w:sz w:val="17"/>
                 <w:szCs w:val="17"/>
               </w:rPr>
-              <w:t xml:space="preserve">▸  </w:t>
-            </w:r>
-            <w:r>
-              <w:rPr>
-                <w:rFonts w:ascii="Calibri" w:cs="Calibri" w:eastAsia="Calibri" w:hAnsi="Calibri"/>
+              <w:t>▸</w:t>
+            </w:r>
+            <w:r>
+              <w:rPr>
+                <w:rFonts w:ascii="Calibri" w:eastAsia="Calibri" w:hAnsi="Calibri" w:cs="Calibri"/>
+                <w:b/>
+                <w:bCs/>
+                <w:color w:val="C0392B"/>
+                <w:sz w:val="17"/>
+                <w:szCs w:val="17"/>
+              </w:rPr>
+              <w:t xml:space="preserve">  </w:t>
+            </w:r>
+            <w:r>
+              <w:rPr>
+                <w:rFonts w:ascii="Calibri" w:eastAsia="Calibri" w:hAnsi="Calibri" w:cs="Calibri"/>
                 <w:color w:val="D5D8DC"/>
                 <w:sz w:val="17"/>
                 <w:szCs w:val="17"/>
               </w:rPr>
-              <w:t xml:space="preserve">Express.js</w:t>
-            </w:r>
+              <w:t>Express.js</w:t>
+            </w:r>
+            <w:proofErr w:type="gramEnd"/>
           </w:p>
           <w:p>
             <w:pPr>
               <w:spacing w:after="60"/>
             </w:pPr>
-            <w:r>
-              <w:rPr>
-                <w:rFonts w:ascii="Calibri" w:cs="Calibri" w:eastAsia="Calibri" w:hAnsi="Calibri"/>
+            <w:proofErr w:type="gramStart"/>
+            <w:r>
+              <w:rPr>
+                <w:rFonts w:ascii="Calibri" w:eastAsia="Calibri" w:hAnsi="Calibri" w:cs="Calibri"/>
                 <w:b/>
                 <w:bCs/>
                 <w:color w:val="C0392B"/>
                 <w:sz w:val="17"/>
                 <w:szCs w:val="17"/>
               </w:rPr>
-              <w:t xml:space="preserve">▸  </w:t>
-            </w:r>
-            <w:r>
-              <w:rPr>
-                <w:rFonts w:ascii="Calibri" w:cs="Calibri" w:eastAsia="Calibri" w:hAnsi="Calibri"/>
+              <w:t>▸</w:t>
+            </w:r>
+            <w:r>
+              <w:rPr>
+                <w:rFonts w:ascii="Calibri" w:eastAsia="Calibri" w:hAnsi="Calibri" w:cs="Calibri"/>
+                <w:b/>
+                <w:bCs/>
+                <w:color w:val="C0392B"/>
+                <w:sz w:val="17"/>
+                <w:szCs w:val="17"/>
+              </w:rPr>
+              <w:t xml:space="preserve">  </w:t>
+            </w:r>
+            <w:r>
+              <w:rPr>
+                <w:rFonts w:ascii="Calibri" w:eastAsia="Calibri" w:hAnsi="Calibri" w:cs="Calibri"/>
                 <w:color w:val="D5D8DC"/>
                 <w:sz w:val="17"/>
                 <w:szCs w:val="17"/>
               </w:rPr>
-              <w:t xml:space="preserve">HTML5 / CSS3</w:t>
+              <w:t>HTML</w:t>
+            </w:r>
+            <w:proofErr w:type="gramEnd"/>
+            <w:r>
+              <w:rPr>
+                <w:rFonts w:ascii="Calibri" w:eastAsia="Calibri" w:hAnsi="Calibri" w:cs="Calibri"/>
+                <w:color w:val="D5D8DC"/>
+                <w:sz w:val="17"/>
+                <w:szCs w:val="17"/>
+              </w:rPr>
+              <w:t>5 / CSS3</w:t>
             </w:r>
           </w:p>
           <w:p>
             <w:pPr>
               <w:spacing w:after="60"/>
             </w:pPr>
-            <w:r>
-              <w:rPr>
-                <w:rFonts w:ascii="Calibri" w:cs="Calibri" w:eastAsia="Calibri" w:hAnsi="Calibri"/>
+            <w:proofErr w:type="gramStart"/>
+            <w:r>
+              <w:rPr>
+                <w:rFonts w:ascii="Calibri" w:eastAsia="Calibri" w:hAnsi="Calibri" w:cs="Calibri"/>
                 <w:b/>
                 <w:bCs/>
                 <w:color w:val="C0392B"/>
                 <w:sz w:val="17"/>
                 <w:szCs w:val="17"/>
               </w:rPr>
-              <w:t xml:space="preserve">▸  </w:t>
-            </w:r>
-            <w:r>
-              <w:rPr>
-                <w:rFonts w:ascii="Calibri" w:cs="Calibri" w:eastAsia="Calibri" w:hAnsi="Calibri"/>
+              <w:t>▸</w:t>
+            </w:r>
+            <w:r>
+              <w:rPr>
+                <w:rFonts w:ascii="Calibri" w:eastAsia="Calibri" w:hAnsi="Calibri" w:cs="Calibri"/>
+                <w:b/>
+                <w:bCs/>
+                <w:color w:val="C0392B"/>
+                <w:sz w:val="17"/>
+                <w:szCs w:val="17"/>
+              </w:rPr>
+              <w:t xml:space="preserve">  </w:t>
+            </w:r>
+            <w:r>
+              <w:rPr>
+                <w:rFonts w:ascii="Calibri" w:eastAsia="Calibri" w:hAnsi="Calibri" w:cs="Calibri"/>
                 <w:color w:val="D5D8DC"/>
                 <w:sz w:val="17"/>
                 <w:szCs w:val="17"/>
               </w:rPr>
-              <w:t xml:space="preserve">RESTful APIs</w:t>
+              <w:t>RESTful</w:t>
+            </w:r>
+            <w:proofErr w:type="gramEnd"/>
+            <w:r>
+              <w:rPr>
+                <w:rFonts w:ascii="Calibri" w:eastAsia="Calibri" w:hAnsi="Calibri" w:cs="Calibri"/>
+                <w:color w:val="D5D8DC"/>
+                <w:sz w:val="17"/>
+                <w:szCs w:val="17"/>
+              </w:rPr>
+              <w:t xml:space="preserve"> APIs</w:t>
             </w:r>
           </w:p>
           <w:p>
             <w:pPr>
               <w:spacing w:after="60"/>
             </w:pPr>
-            <w:r>
-              <w:rPr>
-                <w:rFonts w:ascii="Calibri" w:cs="Calibri" w:eastAsia="Calibri" w:hAnsi="Calibri"/>
+            <w:proofErr w:type="gramStart"/>
+            <w:r>
+              <w:rPr>
+                <w:rFonts w:ascii="Calibri" w:eastAsia="Calibri" w:hAnsi="Calibri" w:cs="Calibri"/>
                 <w:b/>
                 <w:bCs/>
                 <w:color w:val="C0392B"/>
                 <w:sz w:val="17"/>
                 <w:szCs w:val="17"/>
               </w:rPr>
-              <w:t xml:space="preserve">▸  </w:t>
-            </w:r>
-            <w:r>
-              <w:rPr>
-                <w:rFonts w:ascii="Calibri" w:cs="Calibri" w:eastAsia="Calibri" w:hAnsi="Calibri"/>
+              <w:t>▸</w:t>
+            </w:r>
+            <w:r>
+              <w:rPr>
+                <w:rFonts w:ascii="Calibri" w:eastAsia="Calibri" w:hAnsi="Calibri" w:cs="Calibri"/>
+                <w:b/>
+                <w:bCs/>
+                <w:color w:val="C0392B"/>
+                <w:sz w:val="17"/>
+                <w:szCs w:val="17"/>
+              </w:rPr>
+              <w:t xml:space="preserve">  </w:t>
+            </w:r>
+            <w:r>
+              <w:rPr>
+                <w:rFonts w:ascii="Calibri" w:eastAsia="Calibri" w:hAnsi="Calibri" w:cs="Calibri"/>
                 <w:color w:val="D5D8DC"/>
                 <w:sz w:val="17"/>
                 <w:szCs w:val="17"/>
               </w:rPr>
-              <w:t xml:space="preserve">Database Management</w:t>
+              <w:t>Database</w:t>
+            </w:r>
+            <w:proofErr w:type="gramEnd"/>
+            <w:r>
+              <w:rPr>
+                <w:rFonts w:ascii="Calibri" w:eastAsia="Calibri" w:hAnsi="Calibri" w:cs="Calibri"/>
+                <w:color w:val="D5D8DC"/>
+                <w:sz w:val="17"/>
+                <w:szCs w:val="17"/>
+              </w:rPr>
+              <w:t xml:space="preserve"> Management</w:t>
             </w:r>
           </w:p>
           <w:p>
             <w:pPr>
               <w:spacing w:after="60"/>
             </w:pPr>
-            <w:r>
-              <w:rPr>
-                <w:rFonts w:ascii="Calibri" w:cs="Calibri" w:eastAsia="Calibri" w:hAnsi="Calibri"/>
+            <w:proofErr w:type="gramStart"/>
+            <w:r>
+              <w:rPr>
+                <w:rFonts w:ascii="Calibri" w:eastAsia="Calibri" w:hAnsi="Calibri" w:cs="Calibri"/>
                 <w:b/>
                 <w:bCs/>
                 <w:color w:val="C0392B"/>
                 <w:sz w:val="17"/>
                 <w:szCs w:val="17"/>
               </w:rPr>
-              <w:t xml:space="preserve">▸  </w:t>
-            </w:r>
-            <w:r>
-              <w:rPr>
-                <w:rFonts w:ascii="Calibri" w:cs="Calibri" w:eastAsia="Calibri" w:hAnsi="Calibri"/>
+              <w:t>▸</w:t>
+            </w:r>
+            <w:r>
+              <w:rPr>
+                <w:rFonts w:ascii="Calibri" w:eastAsia="Calibri" w:hAnsi="Calibri" w:cs="Calibri"/>
+                <w:b/>
+                <w:bCs/>
+                <w:color w:val="C0392B"/>
+                <w:sz w:val="17"/>
+                <w:szCs w:val="17"/>
+              </w:rPr>
+              <w:t xml:space="preserve">  </w:t>
+            </w:r>
+            <w:r>
+              <w:rPr>
+                <w:rFonts w:ascii="Calibri" w:eastAsia="Calibri" w:hAnsi="Calibri" w:cs="Calibri"/>
                 <w:color w:val="D5D8DC"/>
                 <w:sz w:val="17"/>
                 <w:szCs w:val="17"/>
               </w:rPr>
-              <w:t xml:space="preserve">Responsive UI Design</w:t>
+              <w:t>Responsive</w:t>
+            </w:r>
+            <w:proofErr w:type="gramEnd"/>
+            <w:r>
+              <w:rPr>
+                <w:rFonts w:ascii="Calibri" w:eastAsia="Calibri" w:hAnsi="Calibri" w:cs="Calibri"/>
+                <w:color w:val="D5D8DC"/>
+                <w:sz w:val="17"/>
+                <w:szCs w:val="17"/>
+              </w:rPr>
+              <w:t xml:space="preserve"> UI Design</w:t>
             </w:r>
           </w:p>
           <w:p>
             <w:pPr>
               <w:spacing w:after="60"/>
             </w:pPr>
-            <w:r>
-              <w:rPr>
-                <w:rFonts w:ascii="Calibri" w:cs="Calibri" w:eastAsia="Calibri" w:hAnsi="Calibri"/>
+            <w:proofErr w:type="gramStart"/>
+            <w:r>
+              <w:rPr>
+                <w:rFonts w:ascii="Calibri" w:eastAsia="Calibri" w:hAnsi="Calibri" w:cs="Calibri"/>
                 <w:b/>
                 <w:bCs/>
                 <w:color w:val="C0392B"/>
                 <w:sz w:val="17"/>
                 <w:szCs w:val="17"/>
               </w:rPr>
-              <w:t xml:space="preserve">▸  </w:t>
-            </w:r>
-            <w:r>
-              <w:rPr>
-                <w:rFonts w:ascii="Calibri" w:cs="Calibri" w:eastAsia="Calibri" w:hAnsi="Calibri"/>
+              <w:t>▸</w:t>
+            </w:r>
+            <w:r>
+              <w:rPr>
+                <w:rFonts w:ascii="Calibri" w:eastAsia="Calibri" w:hAnsi="Calibri" w:cs="Calibri"/>
+                <w:b/>
+                <w:bCs/>
+                <w:color w:val="C0392B"/>
+                <w:sz w:val="17"/>
+                <w:szCs w:val="17"/>
+              </w:rPr>
+              <w:t xml:space="preserve">  </w:t>
+            </w:r>
+            <w:r>
+              <w:rPr>
+                <w:rFonts w:ascii="Calibri" w:eastAsia="Calibri" w:hAnsi="Calibri" w:cs="Calibri"/>
                 <w:color w:val="D5D8DC"/>
                 <w:sz w:val="17"/>
                 <w:szCs w:val="17"/>
               </w:rPr>
-              <w:t xml:space="preserve">Git &amp; Version Control</w:t>
+              <w:t>Git</w:t>
+            </w:r>
+            <w:proofErr w:type="gramEnd"/>
+            <w:r>
+              <w:rPr>
+                <w:rFonts w:ascii="Calibri" w:eastAsia="Calibri" w:hAnsi="Calibri" w:cs="Calibri"/>
+                <w:color w:val="D5D8DC"/>
+                <w:sz w:val="17"/>
+                <w:szCs w:val="17"/>
+              </w:rPr>
+              <w:t xml:space="preserve"> &amp; Version Control</w:t>
             </w:r>
           </w:p>
           <w:p>
             <w:pPr>
               <w:spacing w:after="60"/>
             </w:pPr>
-            <w:r>
-              <w:rPr>
-                <w:rFonts w:ascii="Calibri" w:cs="Calibri" w:eastAsia="Calibri" w:hAnsi="Calibri"/>
+            <w:proofErr w:type="gramStart"/>
+            <w:r>
+              <w:rPr>
+                <w:rFonts w:ascii="Calibri" w:eastAsia="Calibri" w:hAnsi="Calibri" w:cs="Calibri"/>
                 <w:b/>
                 <w:bCs/>
                 <w:color w:val="C0392B"/>
                 <w:sz w:val="17"/>
                 <w:szCs w:val="17"/>
               </w:rPr>
-              <w:t xml:space="preserve">▸  </w:t>
-            </w:r>
-            <w:r>
-              <w:rPr>
-                <w:rFonts w:ascii="Calibri" w:cs="Calibri" w:eastAsia="Calibri" w:hAnsi="Calibri"/>
+              <w:t>▸</w:t>
+            </w:r>
+            <w:r>
+              <w:rPr>
+                <w:rFonts w:ascii="Calibri" w:eastAsia="Calibri" w:hAnsi="Calibri" w:cs="Calibri"/>
+                <w:b/>
+                <w:bCs/>
+                <w:color w:val="C0392B"/>
+                <w:sz w:val="17"/>
+                <w:szCs w:val="17"/>
+              </w:rPr>
+              <w:t xml:space="preserve">  </w:t>
+            </w:r>
+            <w:r>
+              <w:rPr>
+                <w:rFonts w:ascii="Calibri" w:eastAsia="Calibri" w:hAnsi="Calibri" w:cs="Calibri"/>
                 <w:color w:val="D5D8DC"/>
                 <w:sz w:val="17"/>
                 <w:szCs w:val="17"/>
               </w:rPr>
-              <w:t xml:space="preserve">Agile / Scrum</w:t>
+              <w:t>Agile</w:t>
+            </w:r>
+            <w:proofErr w:type="gramEnd"/>
+            <w:r>
+              <w:rPr>
+                <w:rFonts w:ascii="Calibri" w:eastAsia="Calibri" w:hAnsi="Calibri" w:cs="Calibri"/>
+                <w:color w:val="D5D8DC"/>
+                <w:sz w:val="17"/>
+                <w:szCs w:val="17"/>
+              </w:rPr>
+              <w:t xml:space="preserve"> / Scrum</w:t>
             </w:r>
           </w:p>
           <w:p>
             <w:pPr>
               <w:spacing w:after="60"/>
             </w:pPr>
-            <w:r>
-              <w:rPr>
-                <w:rFonts w:ascii="Calibri" w:cs="Calibri" w:eastAsia="Calibri" w:hAnsi="Calibri"/>
+            <w:proofErr w:type="gramStart"/>
+            <w:r>
+              <w:rPr>
+                <w:rFonts w:ascii="Calibri" w:eastAsia="Calibri" w:hAnsi="Calibri" w:cs="Calibri"/>
                 <w:b/>
                 <w:bCs/>
                 <w:color w:val="C0392B"/>
                 <w:sz w:val="17"/>
                 <w:szCs w:val="17"/>
               </w:rPr>
-              <w:t xml:space="preserve">▸  </w:t>
-            </w:r>
-            <w:r>
-              <w:rPr>
-                <w:rFonts w:ascii="Calibri" w:cs="Calibri" w:eastAsia="Calibri" w:hAnsi="Calibri"/>
+              <w:t>▸</w:t>
+            </w:r>
+            <w:r>
+              <w:rPr>
+                <w:rFonts w:ascii="Calibri" w:eastAsia="Calibri" w:hAnsi="Calibri" w:cs="Calibri"/>
+                <w:b/>
+                <w:bCs/>
+                <w:color w:val="C0392B"/>
+                <w:sz w:val="17"/>
+                <w:szCs w:val="17"/>
+              </w:rPr>
+              <w:t xml:space="preserve">  </w:t>
+            </w:r>
+            <w:r>
+              <w:rPr>
+                <w:rFonts w:ascii="Calibri" w:eastAsia="Calibri" w:hAnsi="Calibri" w:cs="Calibri"/>
                 <w:color w:val="D5D8DC"/>
                 <w:sz w:val="17"/>
                 <w:szCs w:val="17"/>
               </w:rPr>
-              <w:t xml:space="preserve">Automated Testing</w:t>
+              <w:t>Automated</w:t>
+            </w:r>
+            <w:proofErr w:type="gramEnd"/>
+            <w:r>
+              <w:rPr>
+                <w:rFonts w:ascii="Calibri" w:eastAsia="Calibri" w:hAnsi="Calibri" w:cs="Calibri"/>
+                <w:color w:val="D5D8DC"/>
+                <w:sz w:val="17"/>
+                <w:szCs w:val="17"/>
+              </w:rPr>
+              <w:t xml:space="preserve"> Testing</w:t>
             </w:r>
           </w:p>
           <w:p>
             <w:pPr>
               <w:pBdr>
-                <w:bottom w:val="single" w:color="C0392B" w:sz="6" w:space="3"/>
+                <w:bottom w:val="single" w:sz="6" w:space="3" w:color="C0392B"/>
               </w:pBdr>
-              <w:spacing w:after="120" w:before="300"/>
-            </w:pPr>
-            <w:r>
-              <w:rPr>
-                <w:rFonts w:ascii="Calibri" w:cs="Calibri" w:eastAsia="Calibri" w:hAnsi="Calibri"/>
+              <w:spacing w:before="300" w:after="120"/>
+            </w:pPr>
+            <w:r>
+              <w:rPr>
+                <w:rFonts w:ascii="Calibri" w:eastAsia="Calibri" w:hAnsi="Calibri" w:cs="Calibri"/>
                 <w:b/>
                 <w:bCs/>
                 <w:color w:val="FFFFFF"/>
-                <w:sz w:val="20"/>
-                <w:szCs w:val="20"/>
-              </w:rPr>
-              <w:t xml:space="preserve">EDUCATION</w:t>
+              </w:rPr>
+              <w:t>EDUCATION</w:t>
             </w:r>
           </w:p>
           <w:p>
@@ -716,14 +980,14 @@
             </w:pPr>
             <w:r>
               <w:rPr>
-                <w:rFonts w:ascii="Calibri" w:cs="Calibri" w:eastAsia="Calibri" w:hAnsi="Calibri"/>
+                <w:rFonts w:ascii="Calibri" w:eastAsia="Calibri" w:hAnsi="Calibri" w:cs="Calibri"/>
                 <w:b/>
                 <w:bCs/>
                 <w:color w:val="FFFFFF"/>
                 <w:sz w:val="18"/>
                 <w:szCs w:val="18"/>
               </w:rPr>
-              <w:t xml:space="preserve">BSc. Computer Science</w:t>
+              <w:t>BSc. Computer Science</w:t>
             </w:r>
           </w:p>
           <w:p>
@@ -732,12 +996,12 @@
             </w:pPr>
             <w:r>
               <w:rPr>
-                <w:rFonts w:ascii="Calibri" w:cs="Calibri" w:eastAsia="Calibri" w:hAnsi="Calibri"/>
+                <w:rFonts w:ascii="Calibri" w:eastAsia="Calibri" w:hAnsi="Calibri" w:cs="Calibri"/>
                 <w:color w:val="BDC3C7"/>
                 <w:sz w:val="16"/>
                 <w:szCs w:val="16"/>
               </w:rPr>
-              <w:t xml:space="preserve">Lagos State University, Lagos Nigeria</w:t>
+              <w:t>Lagos State University, Lagos Nigeria</w:t>
             </w:r>
           </w:p>
           <w:p>
@@ -746,130 +1010,167 @@
             </w:pPr>
             <w:r>
               <w:rPr>
-                <w:rFonts w:ascii="Calibri" w:cs="Calibri" w:eastAsia="Calibri" w:hAnsi="Calibri"/>
+                <w:rFonts w:ascii="Calibri" w:eastAsia="Calibri" w:hAnsi="Calibri" w:cs="Calibri"/>
                 <w:color w:val="7F8C8D"/>
                 <w:sz w:val="15"/>
                 <w:szCs w:val="15"/>
               </w:rPr>
-              <w:t xml:space="preserve">Apr 2023 – Aug 2026</w:t>
+              <w:t>Apr 2023 – Aug 2026</w:t>
             </w:r>
           </w:p>
           <w:p>
             <w:pPr>
               <w:pBdr>
-                <w:bottom w:val="single" w:color="C0392B" w:sz="6" w:space="3"/>
+                <w:bottom w:val="single" w:sz="6" w:space="3" w:color="C0392B"/>
               </w:pBdr>
-              <w:spacing w:after="120" w:before="300"/>
-            </w:pPr>
-            <w:r>
-              <w:rPr>
-                <w:rFonts w:ascii="Calibri" w:cs="Calibri" w:eastAsia="Calibri" w:hAnsi="Calibri"/>
+              <w:spacing w:before="300" w:after="120"/>
+            </w:pPr>
+            <w:r>
+              <w:rPr>
+                <w:rFonts w:ascii="Calibri" w:eastAsia="Calibri" w:hAnsi="Calibri" w:cs="Calibri"/>
                 <w:b/>
                 <w:bCs/>
                 <w:color w:val="FFFFFF"/>
-                <w:sz w:val="20"/>
-                <w:szCs w:val="20"/>
-              </w:rPr>
-              <w:t xml:space="preserve">LANGUAGES</w:t>
+              </w:rPr>
+              <w:t>LANGUAGES</w:t>
             </w:r>
           </w:p>
           <w:p>
             <w:pPr>
               <w:spacing w:after="60"/>
             </w:pPr>
-            <w:r>
-              <w:rPr>
-                <w:rFonts w:ascii="Calibri" w:cs="Calibri" w:eastAsia="Calibri" w:hAnsi="Calibri"/>
+            <w:proofErr w:type="gramStart"/>
+            <w:r>
+              <w:rPr>
+                <w:rFonts w:ascii="Calibri" w:eastAsia="Calibri" w:hAnsi="Calibri" w:cs="Calibri"/>
                 <w:color w:val="D5D8DC"/>
                 <w:sz w:val="17"/>
                 <w:szCs w:val="17"/>
               </w:rPr>
-              <w:t xml:space="preserve">▸  English  </w:t>
-            </w:r>
-            <w:r>
-              <w:rPr>
-                <w:rFonts w:ascii="Calibri" w:cs="Calibri" w:eastAsia="Calibri" w:hAnsi="Calibri"/>
+              <w:t>▸</w:t>
+            </w:r>
+            <w:r>
+              <w:rPr>
+                <w:rFonts w:ascii="Calibri" w:eastAsia="Calibri" w:hAnsi="Calibri" w:cs="Calibri"/>
+                <w:color w:val="D5D8DC"/>
+                <w:sz w:val="17"/>
+                <w:szCs w:val="17"/>
+              </w:rPr>
+              <w:t xml:space="preserve">  English</w:t>
+            </w:r>
+            <w:proofErr w:type="gramEnd"/>
+            <w:r>
+              <w:rPr>
+                <w:rFonts w:ascii="Calibri" w:eastAsia="Calibri" w:hAnsi="Calibri" w:cs="Calibri"/>
+                <w:color w:val="D5D8DC"/>
+                <w:sz w:val="17"/>
+                <w:szCs w:val="17"/>
+              </w:rPr>
+              <w:t xml:space="preserve">  </w:t>
+            </w:r>
+            <w:r>
+              <w:rPr>
+                <w:rFonts w:ascii="Calibri" w:eastAsia="Calibri" w:hAnsi="Calibri" w:cs="Calibri"/>
                 <w:color w:val="7F8C8D"/>
                 <w:sz w:val="16"/>
                 <w:szCs w:val="16"/>
               </w:rPr>
-              <w:t xml:space="preserve">(Fluent)</w:t>
+              <w:t>(Fluent)</w:t>
             </w:r>
           </w:p>
           <w:p>
             <w:pPr>
               <w:spacing w:after="60"/>
             </w:pPr>
-            <w:r>
-              <w:rPr>
-                <w:rFonts w:ascii="Calibri" w:cs="Calibri" w:eastAsia="Calibri" w:hAnsi="Calibri"/>
+            <w:proofErr w:type="gramStart"/>
+            <w:r>
+              <w:rPr>
+                <w:rFonts w:ascii="Calibri" w:eastAsia="Calibri" w:hAnsi="Calibri" w:cs="Calibri"/>
                 <w:color w:val="D5D8DC"/>
                 <w:sz w:val="17"/>
                 <w:szCs w:val="17"/>
               </w:rPr>
-              <w:t xml:space="preserve">▸  Yoruba  </w:t>
-            </w:r>
-            <w:r>
-              <w:rPr>
-                <w:rFonts w:ascii="Calibri" w:cs="Calibri" w:eastAsia="Calibri" w:hAnsi="Calibri"/>
+              <w:t>▸</w:t>
+            </w:r>
+            <w:r>
+              <w:rPr>
+                <w:rFonts w:ascii="Calibri" w:eastAsia="Calibri" w:hAnsi="Calibri" w:cs="Calibri"/>
+                <w:color w:val="D5D8DC"/>
+                <w:sz w:val="17"/>
+                <w:szCs w:val="17"/>
+              </w:rPr>
+              <w:t xml:space="preserve">  Yoruba</w:t>
+            </w:r>
+            <w:proofErr w:type="gramEnd"/>
+            <w:r>
+              <w:rPr>
+                <w:rFonts w:ascii="Calibri" w:eastAsia="Calibri" w:hAnsi="Calibri" w:cs="Calibri"/>
+                <w:color w:val="D5D8DC"/>
+                <w:sz w:val="17"/>
+                <w:szCs w:val="17"/>
+              </w:rPr>
+              <w:t xml:space="preserve">  </w:t>
+            </w:r>
+            <w:r>
+              <w:rPr>
+                <w:rFonts w:ascii="Calibri" w:eastAsia="Calibri" w:hAnsi="Calibri" w:cs="Calibri"/>
                 <w:color w:val="7F8C8D"/>
                 <w:sz w:val="16"/>
                 <w:szCs w:val="16"/>
               </w:rPr>
-              <w:t xml:space="preserve">(Native)</w:t>
+              <w:t>(Native)</w:t>
             </w:r>
           </w:p>
         </w:tc>
         <w:tc>
           <w:tcPr>
-            <w:tcW w:type="dxa" w:w="8640"/>
+            <w:tcW w:w="8640" w:type="dxa"/>
+            <w:gridSpan w:val="2"/>
             <w:tcBorders>
-              <w:top w:val="none" w:color="FFFFFF" w:sz="0"/>
-              <w:left w:val="none" w:color="FFFFFF" w:sz="0"/>
-              <w:bottom w:val="none" w:color="FFFFFF" w:sz="0"/>
-              <w:right w:val="none" w:color="FFFFFF" w:sz="0"/>
+              <w:top w:val="none" w:sz="0" w:space="0" w:color="FFFFFF"/>
+              <w:left w:val="none" w:sz="0" w:space="0" w:color="FFFFFF"/>
+              <w:bottom w:val="none" w:sz="0" w:space="0" w:color="FFFFFF"/>
+              <w:right w:val="none" w:sz="0" w:space="0" w:color="FFFFFF"/>
             </w:tcBorders>
-            <w:shd w:fill="FAFAFA" w:val="clear"/>
+            <w:shd w:val="clear" w:color="auto" w:fill="FAFAFA"/>
             <w:tcMar>
-              <w:top w:type="dxa" w:w="400"/>
-              <w:left w:type="dxa" w:w="520"/>
-              <w:bottom w:type="dxa" w:w="400"/>
-              <w:right w:type="dxa" w:w="520"/>
+              <w:top w:w="400" w:type="dxa"/>
+              <w:left w:w="520" w:type="dxa"/>
+              <w:bottom w:w="400" w:type="dxa"/>
+              <w:right w:w="520" w:type="dxa"/>
             </w:tcMar>
           </w:tcPr>
           <w:p>
             <w:pPr>
               <w:pBdr>
-                <w:bottom w:val="single" w:color="C0392B" w:sz="8" w:space="3"/>
+                <w:bottom w:val="single" w:sz="8" w:space="3" w:color="C0392B"/>
               </w:pBdr>
-              <w:spacing w:after="80" w:before="0"/>
-            </w:pPr>
-            <w:r>
-              <w:rPr>
-                <w:rFonts w:ascii="Calibri" w:cs="Calibri" w:eastAsia="Calibri" w:hAnsi="Calibri"/>
+              <w:spacing w:after="80"/>
+            </w:pPr>
+            <w:r>
+              <w:rPr>
+                <w:rFonts w:ascii="Calibri" w:eastAsia="Calibri" w:hAnsi="Calibri" w:cs="Calibri"/>
                 <w:b/>
                 <w:bCs/>
                 <w:color w:val="1A1A2E"/>
                 <w:sz w:val="24"/>
                 <w:szCs w:val="24"/>
               </w:rPr>
-              <w:t xml:space="preserve">EXPERIENCE</w:t>
-            </w:r>
-          </w:p>
-          <w:p>
-            <w:pPr>
-              <w:spacing w:after="40" w:before="160"/>
-            </w:pPr>
-            <w:r>
-              <w:rPr>
-                <w:rFonts w:ascii="Calibri" w:cs="Calibri" w:eastAsia="Calibri" w:hAnsi="Calibri"/>
+              <w:t>EXPERIENCE</w:t>
+            </w:r>
+          </w:p>
+          <w:p>
+            <w:pPr>
+              <w:spacing w:before="160" w:after="40"/>
+            </w:pPr>
+            <w:r>
+              <w:rPr>
+                <w:rFonts w:ascii="Calibri" w:eastAsia="Calibri" w:hAnsi="Calibri" w:cs="Calibri"/>
                 <w:b/>
                 <w:bCs/>
                 <w:color w:val="1A1A2E"/>
-                <w:sz w:val="20"/>
-                <w:szCs w:val="20"/>
-              </w:rPr>
-              <w:t xml:space="preserve">Full-Stack Web Developer</w:t>
+              </w:rPr>
+              <w:t>Full-Stack Web Developer</w:t>
             </w:r>
           </w:p>
           <w:p>
@@ -878,18 +1179,18 @@
             </w:pPr>
             <w:r>
               <w:rPr>
-                <w:rFonts w:ascii="Calibri" w:cs="Calibri" w:eastAsia="Calibri" w:hAnsi="Calibri"/>
+                <w:rFonts w:ascii="Calibri" w:eastAsia="Calibri" w:hAnsi="Calibri" w:cs="Calibri"/>
                 <w:b/>
                 <w:bCs/>
                 <w:color w:val="C0392B"/>
                 <w:sz w:val="17"/>
                 <w:szCs w:val="17"/>
               </w:rPr>
-              <w:t xml:space="preserve">Tech Studio Academy, Lagos Nigeria</w:t>
-            </w:r>
-            <w:r>
-              <w:rPr>
-                <w:rFonts w:ascii="Calibri" w:cs="Calibri" w:eastAsia="Calibri" w:hAnsi="Calibri"/>
+              <w:t>Tech Studio Academy, Lagos Nigeria</w:t>
+            </w:r>
+            <w:r>
+              <w:rPr>
+                <w:rFonts w:ascii="Calibri" w:eastAsia="Calibri" w:hAnsi="Calibri" w:cs="Calibri"/>
                 <w:color w:val="7F8C8D"/>
                 <w:sz w:val="16"/>
                 <w:szCs w:val="16"/>
@@ -908,12 +1209,12 @@
             </w:pPr>
             <w:r>
               <w:rPr>
-                <w:rFonts w:ascii="Calibri" w:cs="Calibri" w:eastAsia="Calibri" w:hAnsi="Calibri"/>
+                <w:rFonts w:ascii="Calibri" w:eastAsia="Calibri" w:hAnsi="Calibri" w:cs="Calibri"/>
                 <w:color w:val="2C2C2C"/>
                 <w:sz w:val="18"/>
                 <w:szCs w:val="18"/>
               </w:rPr>
-              <w:t xml:space="preserve">Developed responsive web applications using React and Node.js.</w:t>
+              <w:t>Developed responsive web applications using React and Node.js.</w:t>
             </w:r>
           </w:p>
           <w:p>
@@ -927,12 +1228,12 @@
             </w:pPr>
             <w:r>
               <w:rPr>
-                <w:rFonts w:ascii="Calibri" w:cs="Calibri" w:eastAsia="Calibri" w:hAnsi="Calibri"/>
+                <w:rFonts w:ascii="Calibri" w:eastAsia="Calibri" w:hAnsi="Calibri" w:cs="Calibri"/>
                 <w:color w:val="2C2C2C"/>
                 <w:sz w:val="18"/>
                 <w:szCs w:val="18"/>
               </w:rPr>
-              <w:t xml:space="preserve">Optimised database queries, improving load times by 30% on average.</w:t>
+              <w:t>Optimised database queries, improving load times by 30% on average.</w:t>
             </w:r>
           </w:p>
           <w:p>
@@ -946,12 +1247,12 @@
             </w:pPr>
             <w:r>
               <w:rPr>
-                <w:rFonts w:ascii="Calibri" w:cs="Calibri" w:eastAsia="Calibri" w:hAnsi="Calibri"/>
+                <w:rFonts w:ascii="Calibri" w:eastAsia="Calibri" w:hAnsi="Calibri" w:cs="Calibri"/>
                 <w:color w:val="2C2C2C"/>
                 <w:sz w:val="18"/>
                 <w:szCs w:val="18"/>
               </w:rPr>
-              <w:t xml:space="preserve">Implemented RESTful APIs, increasing data retrieval efficiency by 25%.</w:t>
+              <w:t>Implemented RESTful APIs, increasing data retrieval efficiency by 25%.</w:t>
             </w:r>
           </w:p>
           <w:p>
@@ -965,12 +1266,12 @@
             </w:pPr>
             <w:r>
               <w:rPr>
-                <w:rFonts w:ascii="Calibri" w:cs="Calibri" w:eastAsia="Calibri" w:hAnsi="Calibri"/>
+                <w:rFonts w:ascii="Calibri" w:eastAsia="Calibri" w:hAnsi="Calibri" w:cs="Calibri"/>
                 <w:color w:val="2C2C2C"/>
                 <w:sz w:val="18"/>
                 <w:szCs w:val="18"/>
               </w:rPr>
-              <w:t xml:space="preserve">Led agile sprints, delivering projects ahead of schedule.</w:t>
+              <w:t>Led agile sprints, delivering projects ahead of schedule.</w:t>
             </w:r>
           </w:p>
           <w:p>
@@ -984,12 +1285,21 @@
             </w:pPr>
             <w:r>
               <w:rPr>
-                <w:rFonts w:ascii="Calibri" w:cs="Calibri" w:eastAsia="Calibri" w:hAnsi="Calibri"/>
+                <w:rFonts w:ascii="Calibri" w:eastAsia="Calibri" w:hAnsi="Calibri" w:cs="Calibri"/>
                 <w:color w:val="2C2C2C"/>
                 <w:sz w:val="18"/>
                 <w:szCs w:val="18"/>
               </w:rPr>
-              <w:t xml:space="preserve">Integrated third-party services, boosting functionality and user engagement.</w:t>
+              <w:t>Integrated third-party services, boosting functionality and</w:t>
+            </w:r>
+            <w:r>
+              <w:rPr>
+                <w:rFonts w:ascii="Calibri" w:eastAsia="Calibri" w:hAnsi="Calibri" w:cs="Calibri"/>
+                <w:color w:val="2C2C2C"/>
+                <w:sz w:val="18"/>
+                <w:szCs w:val="18"/>
+              </w:rPr>
+              <w:t xml:space="preserve"> user engagement.</w:t>
             </w:r>
           </w:p>
           <w:p>
@@ -1003,48 +1313,50 @@
             </w:pPr>
             <w:r>
               <w:rPr>
-                <w:rFonts w:ascii="Calibri" w:cs="Calibri" w:eastAsia="Calibri" w:hAnsi="Calibri"/>
+                <w:rFonts w:ascii="Calibri" w:eastAsia="Calibri" w:hAnsi="Calibri" w:cs="Calibri"/>
                 <w:color w:val="2C2C2C"/>
                 <w:sz w:val="18"/>
                 <w:szCs w:val="18"/>
               </w:rPr>
-              <w:t xml:space="preserve">Automated testing processes, reducing bugs in production by 40%.</w:t>
+              <w:t>Automated testing processes, reducing bugs in production by 40%.</w:t>
             </w:r>
           </w:p>
           <w:p>
             <w:pPr>
               <w:pBdr>
-                <w:bottom w:val="single" w:color="C0392B" w:sz="8" w:space="3"/>
+                <w:bottom w:val="single" w:sz="8" w:space="3" w:color="C0392B"/>
               </w:pBdr>
-              <w:spacing w:after="80" w:before="280"/>
-            </w:pPr>
-            <w:r>
-              <w:rPr>
-                <w:rFonts w:ascii="Calibri" w:cs="Calibri" w:eastAsia="Calibri" w:hAnsi="Calibri"/>
+              <w:spacing w:before="280" w:after="80"/>
+            </w:pPr>
+            <w:r>
+              <w:rPr>
+                <w:rFonts w:ascii="Calibri" w:eastAsia="Calibri" w:hAnsi="Calibri" w:cs="Calibri"/>
                 <w:b/>
                 <w:bCs/>
                 <w:color w:val="1A1A2E"/>
                 <w:sz w:val="24"/>
                 <w:szCs w:val="24"/>
               </w:rPr>
-              <w:t xml:space="preserve">KEY PROJECTS</w:t>
-            </w:r>
-          </w:p>
-          <w:p>
-            <w:pPr>
-              <w:spacing w:after="30" w:before="120"/>
-            </w:pPr>
-            <w:r>
-              <w:rPr>
-                <w:rFonts w:ascii="Calibri" w:cs="Calibri" w:eastAsia="Calibri" w:hAnsi="Calibri"/>
+              <w:t>KEY PROJECTS</w:t>
+            </w:r>
+          </w:p>
+          <w:p>
+            <w:pPr>
+              <w:spacing w:before="120" w:after="30"/>
+            </w:pPr>
+            <w:proofErr w:type="spellStart"/>
+            <w:r>
+              <w:rPr>
+                <w:rFonts w:ascii="Calibri" w:eastAsia="Calibri" w:hAnsi="Calibri" w:cs="Calibri"/>
                 <w:b/>
                 <w:bCs/>
                 <w:color w:val="1A1A2E"/>
                 <w:sz w:val="19"/>
                 <w:szCs w:val="19"/>
               </w:rPr>
-              <w:t xml:space="preserve">LasuConnect</w:t>
-            </w:r>
+              <w:t>LasuConnect</w:t>
+            </w:r>
+            <w:proofErr w:type="spellEnd"/>
           </w:p>
           <w:p>
             <w:pPr>
@@ -1057,12 +1369,12 @@
             </w:pPr>
             <w:r>
               <w:rPr>
-                <w:rFonts w:ascii="Calibri" w:cs="Calibri" w:eastAsia="Calibri" w:hAnsi="Calibri"/>
+                <w:rFonts w:ascii="Calibri" w:eastAsia="Calibri" w:hAnsi="Calibri" w:cs="Calibri"/>
                 <w:color w:val="2C2C2C"/>
                 <w:sz w:val="18"/>
                 <w:szCs w:val="18"/>
               </w:rPr>
-              <w:t xml:space="preserve">Built a university social/networking platform for LASU students to connect, share resources, and collaborate.</w:t>
+              <w:t>Built a university social/networking platform for LASU students to connect, share resources, and collaborate.</w:t>
             </w:r>
           </w:p>
           <w:p>
@@ -1076,29 +1388,40 @@
             </w:pPr>
             <w:r>
               <w:rPr>
-                <w:rFonts w:ascii="Calibri" w:cs="Calibri" w:eastAsia="Calibri" w:hAnsi="Calibri"/>
+                <w:rFonts w:ascii="Calibri" w:eastAsia="Calibri" w:hAnsi="Calibri" w:cs="Calibri"/>
                 <w:color w:val="2C2C2C"/>
                 <w:sz w:val="18"/>
                 <w:szCs w:val="18"/>
               </w:rPr>
-              <w:t xml:space="preserve">Implemented real-time chat, event listings, and student profile features using React and Node.js.</w:t>
-            </w:r>
-          </w:p>
-          <w:p>
-            <w:pPr>
-              <w:spacing w:after="30" w:before="120"/>
-            </w:pPr>
-            <w:r>
-              <w:rPr>
-                <w:rFonts w:ascii="Calibri" w:cs="Calibri" w:eastAsia="Calibri" w:hAnsi="Calibri"/>
+              <w:t>Implemented real-time chat, event list</w:t>
+            </w:r>
+            <w:r>
+              <w:rPr>
+                <w:rFonts w:ascii="Calibri" w:eastAsia="Calibri" w:hAnsi="Calibri" w:cs="Calibri"/>
+                <w:color w:val="2C2C2C"/>
+                <w:sz w:val="18"/>
+                <w:szCs w:val="18"/>
+              </w:rPr>
+              <w:t>ings, and student profile features using React and Node.js.</w:t>
+            </w:r>
+          </w:p>
+          <w:p>
+            <w:pPr>
+              <w:spacing w:before="120" w:after="30"/>
+            </w:pPr>
+            <w:proofErr w:type="spellStart"/>
+            <w:r>
+              <w:rPr>
+                <w:rFonts w:ascii="Calibri" w:eastAsia="Calibri" w:hAnsi="Calibri" w:cs="Calibri"/>
                 <w:b/>
                 <w:bCs/>
                 <w:color w:val="1A1A2E"/>
                 <w:sz w:val="19"/>
                 <w:szCs w:val="19"/>
               </w:rPr>
-              <w:t xml:space="preserve">Toju</w:t>
-            </w:r>
+              <w:t>Toju</w:t>
+            </w:r>
+            <w:proofErr w:type="spellEnd"/>
           </w:p>
           <w:p>
             <w:pPr>
@@ -1111,12 +1434,12 @@
             </w:pPr>
             <w:r>
               <w:rPr>
-                <w:rFonts w:ascii="Calibri" w:cs="Calibri" w:eastAsia="Calibri" w:hAnsi="Calibri"/>
+                <w:rFonts w:ascii="Calibri" w:eastAsia="Calibri" w:hAnsi="Calibri" w:cs="Calibri"/>
                 <w:color w:val="2C2C2C"/>
                 <w:sz w:val="18"/>
                 <w:szCs w:val="18"/>
               </w:rPr>
-              <w:t xml:space="preserve">Developed a personal finance tracking web app enabling users to log income, expenses, and savings goals.</w:t>
+              <w:t>Developed a personal finance tracking web app enabling users to log income, expenses, and savings goals.</w:t>
             </w:r>
           </w:p>
           <w:p>
@@ -1130,28 +1453,37 @@
             </w:pPr>
             <w:r>
               <w:rPr>
-                <w:rFonts w:ascii="Calibri" w:cs="Calibri" w:eastAsia="Calibri" w:hAnsi="Calibri"/>
+                <w:rFonts w:ascii="Calibri" w:eastAsia="Calibri" w:hAnsi="Calibri" w:cs="Calibri"/>
                 <w:color w:val="2C2C2C"/>
                 <w:sz w:val="18"/>
                 <w:szCs w:val="18"/>
               </w:rPr>
-              <w:t xml:space="preserve">Designed a clean, responsive dashboard with data visualisations using Chart.js and a REST API back-end.</w:t>
-            </w:r>
-          </w:p>
-          <w:p>
-            <w:pPr>
-              <w:spacing w:after="30" w:before="120"/>
-            </w:pPr>
-            <w:r>
-              <w:rPr>
-                <w:rFonts w:ascii="Calibri" w:cs="Calibri" w:eastAsia="Calibri" w:hAnsi="Calibri"/>
+              <w:t>Designed a clean, responsive dashboard with data visualisations using Chart.js and a R</w:t>
+            </w:r>
+            <w:r>
+              <w:rPr>
+                <w:rFonts w:ascii="Calibri" w:eastAsia="Calibri" w:hAnsi="Calibri" w:cs="Calibri"/>
+                <w:color w:val="2C2C2C"/>
+                <w:sz w:val="18"/>
+                <w:szCs w:val="18"/>
+              </w:rPr>
+              <w:t>EST API back-end.</w:t>
+            </w:r>
+          </w:p>
+          <w:p>
+            <w:pPr>
+              <w:spacing w:before="120" w:after="30"/>
+            </w:pPr>
+            <w:r>
+              <w:rPr>
+                <w:rFonts w:ascii="Calibri" w:eastAsia="Calibri" w:hAnsi="Calibri" w:cs="Calibri"/>
                 <w:b/>
                 <w:bCs/>
                 <w:color w:val="1A1A2E"/>
                 <w:sz w:val="19"/>
                 <w:szCs w:val="19"/>
               </w:rPr>
-              <w:t xml:space="preserve">E-Commerce Platform</w:t>
+              <w:t>E-Commerce Platform</w:t>
             </w:r>
           </w:p>
           <w:p>
@@ -1165,28 +1497,28 @@
             </w:pPr>
             <w:r>
               <w:rPr>
-                <w:rFonts w:ascii="Calibri" w:cs="Calibri" w:eastAsia="Calibri" w:hAnsi="Calibri"/>
+                <w:rFonts w:ascii="Calibri" w:eastAsia="Calibri" w:hAnsi="Calibri" w:cs="Calibri"/>
                 <w:color w:val="2C2C2C"/>
                 <w:sz w:val="18"/>
                 <w:szCs w:val="18"/>
               </w:rPr>
-              <w:t xml:space="preserve">Full-stack e-commerce app with React front-end, Node.js/Express back-end, and MongoDB database.</w:t>
-            </w:r>
-          </w:p>
-          <w:p>
-            <w:pPr>
-              <w:spacing w:after="30" w:before="120"/>
-            </w:pPr>
-            <w:r>
-              <w:rPr>
-                <w:rFonts w:ascii="Calibri" w:cs="Calibri" w:eastAsia="Calibri" w:hAnsi="Calibri"/>
+              <w:t>Full-stack e-commerce app with React front-end, Node.js/Express back-end, and MongoDB database.</w:t>
+            </w:r>
+          </w:p>
+          <w:p>
+            <w:pPr>
+              <w:spacing w:before="120" w:after="30"/>
+            </w:pPr>
+            <w:r>
+              <w:rPr>
+                <w:rFonts w:ascii="Calibri" w:eastAsia="Calibri" w:hAnsi="Calibri" w:cs="Calibri"/>
                 <w:b/>
                 <w:bCs/>
                 <w:color w:val="1A1A2E"/>
                 <w:sz w:val="19"/>
                 <w:szCs w:val="19"/>
               </w:rPr>
-              <w:t xml:space="preserve">Task Management Dashboard</w:t>
+              <w:t>Task Management Dashboard</w:t>
             </w:r>
           </w:p>
           <w:p>
@@ -1200,28 +1532,28 @@
             </w:pPr>
             <w:r>
               <w:rPr>
-                <w:rFonts w:ascii="Calibri" w:cs="Calibri" w:eastAsia="Calibri" w:hAnsi="Calibri"/>
+                <w:rFonts w:ascii="Calibri" w:eastAsia="Calibri" w:hAnsi="Calibri" w:cs="Calibri"/>
                 <w:color w:val="2C2C2C"/>
                 <w:sz w:val="18"/>
                 <w:szCs w:val="18"/>
               </w:rPr>
-              <w:t xml:space="preserve">Real-time collaborative task tool with drag-and-drop UI, REST APIs, and WebSocket live updates.</w:t>
-            </w:r>
-          </w:p>
-          <w:p>
-            <w:pPr>
-              <w:spacing w:after="30" w:before="120"/>
-            </w:pPr>
-            <w:r>
-              <w:rPr>
-                <w:rFonts w:ascii="Calibri" w:cs="Calibri" w:eastAsia="Calibri" w:hAnsi="Calibri"/>
+              <w:t>Real-time collaborative task tool with drag-and-drop UI, REST APIs, and WebSocket live updates.</w:t>
+            </w:r>
+          </w:p>
+          <w:p>
+            <w:pPr>
+              <w:spacing w:before="120" w:after="30"/>
+            </w:pPr>
+            <w:r>
+              <w:rPr>
+                <w:rFonts w:ascii="Calibri" w:eastAsia="Calibri" w:hAnsi="Calibri" w:cs="Calibri"/>
                 <w:b/>
                 <w:bCs/>
                 <w:color w:val="1A1A2E"/>
                 <w:sz w:val="19"/>
                 <w:szCs w:val="19"/>
               </w:rPr>
-              <w:t xml:space="preserve">Portfolio Website</w:t>
+              <w:t>Portfolio Website</w:t>
             </w:r>
           </w:p>
           <w:p>
@@ -1235,31 +1567,31 @@
             </w:pPr>
             <w:r>
               <w:rPr>
-                <w:rFonts w:ascii="Calibri" w:cs="Calibri" w:eastAsia="Calibri" w:hAnsi="Calibri"/>
+                <w:rFonts w:ascii="Calibri" w:eastAsia="Calibri" w:hAnsi="Calibri" w:cs="Calibri"/>
                 <w:color w:val="2C2C2C"/>
                 <w:sz w:val="18"/>
                 <w:szCs w:val="18"/>
               </w:rPr>
-              <w:t xml:space="preserve">Fully responsive personal portfolio with smooth animations and modern design.</w:t>
+              <w:t>Fully responsive personal portfolio with smooth animations and modern design.</w:t>
             </w:r>
           </w:p>
           <w:p>
             <w:pPr>
               <w:pBdr>
-                <w:bottom w:val="single" w:color="C0392B" w:sz="8" w:space="3"/>
+                <w:bottom w:val="single" w:sz="8" w:space="3" w:color="C0392B"/>
               </w:pBdr>
-              <w:spacing w:after="80" w:before="280"/>
-            </w:pPr>
-            <w:r>
-              <w:rPr>
-                <w:rFonts w:ascii="Calibri" w:cs="Calibri" w:eastAsia="Calibri" w:hAnsi="Calibri"/>
+              <w:spacing w:before="280" w:after="80"/>
+            </w:pPr>
+            <w:r>
+              <w:rPr>
+                <w:rFonts w:ascii="Calibri" w:eastAsia="Calibri" w:hAnsi="Calibri" w:cs="Calibri"/>
                 <w:b/>
                 <w:bCs/>
                 <w:color w:val="1A1A2E"/>
                 <w:sz w:val="24"/>
                 <w:szCs w:val="24"/>
               </w:rPr>
-              <w:t xml:space="preserve">CERTIFICATIONS</w:t>
+              <w:t>CERTIFICATIONS</w:t>
             </w:r>
           </w:p>
           <w:p>
@@ -1273,12 +1605,12 @@
             </w:pPr>
             <w:r>
               <w:rPr>
-                <w:rFonts w:ascii="Calibri" w:cs="Calibri" w:eastAsia="Calibri" w:hAnsi="Calibri"/>
+                <w:rFonts w:ascii="Calibri" w:eastAsia="Calibri" w:hAnsi="Calibri" w:cs="Calibri"/>
                 <w:color w:val="2C2C2C"/>
                 <w:sz w:val="18"/>
                 <w:szCs w:val="18"/>
               </w:rPr>
-              <w:t xml:space="preserve">Full-Stack Web Development – Tech Studio Academy (2025)</w:t>
+              <w:t>Full-Stack Web Development – Tech Studio Academy (2025)</w:t>
             </w:r>
           </w:p>
           <w:p>
@@ -1292,13 +1624,24 @@
             </w:pPr>
             <w:r>
               <w:rPr>
-                <w:rFonts w:ascii="Calibri" w:cs="Calibri" w:eastAsia="Calibri" w:hAnsi="Calibri"/>
+                <w:rFonts w:ascii="Calibri" w:eastAsia="Calibri" w:hAnsi="Calibri" w:cs="Calibri"/>
                 <w:color w:val="2C2C2C"/>
                 <w:sz w:val="18"/>
                 <w:szCs w:val="18"/>
               </w:rPr>
-              <w:t xml:space="preserve">JavaScript Algorithms and Data Structures – freeCodeCamp</w:t>
-            </w:r>
+              <w:t xml:space="preserve">JavaScript Algorithms and Data Structures – </w:t>
+            </w:r>
+            <w:proofErr w:type="spellStart"/>
+            <w:r>
+              <w:rPr>
+                <w:rFonts w:ascii="Calibri" w:eastAsia="Calibri" w:hAnsi="Calibri" w:cs="Calibri"/>
+                <w:color w:val="2C2C2C"/>
+                <w:sz w:val="18"/>
+                <w:szCs w:val="18"/>
+              </w:rPr>
+              <w:t>freeCodeCamp</w:t>
+            </w:r>
+            <w:proofErr w:type="spellEnd"/>
           </w:p>
           <w:p>
             <w:pPr>
@@ -1311,48 +1654,39 @@
             </w:pPr>
             <w:r>
               <w:rPr>
-                <w:rFonts w:ascii="Calibri" w:cs="Calibri" w:eastAsia="Calibri" w:hAnsi="Calibri"/>
+                <w:rFonts w:ascii="Calibri" w:eastAsia="Calibri" w:hAnsi="Calibri" w:cs="Calibri"/>
                 <w:color w:val="2C2C2C"/>
                 <w:sz w:val="18"/>
                 <w:szCs w:val="18"/>
               </w:rPr>
-              <w:t xml:space="preserve">Web Development Bootcamp – Udemy</w:t>
+              <w:t>Web Development Bootcamp – Udemy</w:t>
             </w:r>
           </w:p>
         </w:tc>
       </w:tr>
-    </w:tbl>
-    <w:tbl>
-      <w:tblPr>
-        <w:tblW w:type="dxa" w:w="12240"/>
-        <w:tblBorders>
-          <w:top w:val="single" w:color="auto" w:sz="4"/>
-          <w:left w:val="single" w:color="auto" w:sz="4"/>
-          <w:bottom w:val="single" w:color="auto" w:sz="4"/>
-          <w:right w:val="single" w:color="auto" w:sz="4"/>
-          <w:insideH w:val="single" w:color="auto" w:sz="4"/>
-          <w:insideV w:val="single" w:color="auto" w:sz="4"/>
-        </w:tblBorders>
-      </w:tblPr>
-      <w:tblGrid>
-        <w:gridCol w:w="12240"/>
-      </w:tblGrid>
       <w:tr>
+        <w:tblPrEx>
+          <w:tblCellMar>
+            <w:top w:w="0" w:type="dxa"/>
+            <w:bottom w:w="0" w:type="dxa"/>
+          </w:tblCellMar>
+        </w:tblPrEx>
         <w:tc>
           <w:tcPr>
-            <w:tcW w:type="dxa" w:w="12240"/>
+            <w:tcW w:w="12240" w:type="dxa"/>
+            <w:gridSpan w:val="3"/>
             <w:tcBorders>
-              <w:top w:val="none" w:color="FFFFFF" w:sz="0"/>
-              <w:left w:val="none" w:color="FFFFFF" w:sz="0"/>
-              <w:bottom w:val="none" w:color="FFFFFF" w:sz="0"/>
-              <w:right w:val="none" w:color="FFFFFF" w:sz="0"/>
+              <w:top w:val="none" w:sz="0" w:space="0" w:color="FFFFFF"/>
+              <w:left w:val="none" w:sz="0" w:space="0" w:color="FFFFFF"/>
+              <w:bottom w:val="none" w:sz="0" w:space="0" w:color="FFFFFF"/>
+              <w:right w:val="none" w:sz="0" w:space="0" w:color="FFFFFF"/>
             </w:tcBorders>
-            <w:shd w:fill="C0392B" w:val="clear"/>
+            <w:shd w:val="clear" w:color="auto" w:fill="C0392B"/>
             <w:tcMar>
-              <w:top w:type="dxa" w:w="100"/>
-              <w:left w:type="dxa" w:w="720"/>
-              <w:bottom w:type="dxa" w:w="100"/>
-              <w:right w:type="dxa" w:w="720"/>
+              <w:top w:w="100" w:type="dxa"/>
+              <w:left w:w="720" w:type="dxa"/>
+              <w:bottom w:w="100" w:type="dxa"/>
+              <w:right w:w="720" w:type="dxa"/>
             </w:tcMar>
           </w:tcPr>
           <w:p>
@@ -1361,112 +1695,37 @@
             </w:pPr>
             <w:r>
               <w:rPr>
-                <w:rFonts w:ascii="Calibri" w:cs="Calibri" w:eastAsia="Calibri" w:hAnsi="Calibri"/>
+                <w:rFonts w:ascii="Calibri" w:eastAsia="Calibri" w:hAnsi="Calibri" w:cs="Calibri"/>
                 <w:i/>
                 <w:iCs/>
                 <w:color w:val="FFFFFF"/>
                 <w:sz w:val="16"/>
                 <w:szCs w:val="16"/>
               </w:rPr>
-              <w:t xml:space="preserve">Dedicated to building excellent software. Available for full-time roles and freelance projects.</w:t>
+              <w:t>Dedicated to building excellent software. Available for full-time roles and freelance projects.</w:t>
             </w:r>
           </w:p>
         </w:tc>
       </w:tr>
     </w:tbl>
+    <w:p/>
     <w:sectPr>
-      <w:pgSz w:w="12240" w:h="15840" w:orient="portrait"/>
+      <w:pgSz w:w="12240" w:h="15840"/>
       <w:pgMar w:top="0" w:right="0" w:bottom="360" w:left="0" w:header="708" w:footer="708" w:gutter="0"/>
-      <w:pgNumType/>
+      <w:cols w:space="720"/>
       <w:docGrid w:linePitch="360"/>
     </w:sectPr>
   </w:body>
 </w:document>
 </file>
 
-<file path=word/comments.xml><?xml version="1.0" encoding="utf-8"?>
-<w:comments xmlns:cx="http://schemas.microsoft.com/office/drawing/2014/chartex" xmlns:cx1="http://schemas.microsoft.com/office/drawing/2015/9/8/chartex" xmlns:cx2="http://schemas.microsoft.com/office/drawing/2015/10/21/chartex" xmlns:cx3="http://schemas.microsoft.com/office/drawing/2016/5/9/chartex" xmlns:cx4="http://schemas.microsoft.com/office/drawing/2016/5/10/chartex" xmlns:cx5="http://schemas.microsoft.com/office/drawing/2016/5/11/chartex" xmlns:cx6="http://schemas.microsoft.com/office/drawing/2016/5/12/chartex" xmlns:cx7="http://schemas.microsoft.com/office/drawing/2016/5/13/chartex" xmlns:cx8="http://schemas.microsoft.com/office/drawing/2016/5/14/chartex" xmlns:mc="http://schemas.openxmlformats.org/markup-compatibility/2006" xmlns:aink="http://schemas.microsoft.com/office/drawing/2016/ink" xmlns:am3d="http://schemas.microsoft.com/office/drawing/2017/model3d" xmlns:o="urn:schemas-microsoft-com:office:office" xmlns:r="http://schemas.openxmlformats.org/officeDocument/2006/relationships" xmlns:m="http://schemas.openxmlformats.org/officeDocument/2006/math" xmlns:v="urn:schemas-microsoft-com:vml" xmlns:wp14="http://schemas.microsoft.com/office/word/2010/wordprocessingDrawing" xmlns:wp="http://schemas.openxmlformats.org/drawingml/2006/wordprocessingDrawing" xmlns:w10="urn:schemas-microsoft-com:office:word" xmlns:w="http://schemas.openxmlformats.org/wordprocessingml/2006/main" xmlns:w14="http://schemas.microsoft.com/office/word/2010/wordml" xmlns:w15="http://schemas.microsoft.com/office/word/2012/wordml" xmlns:w16cex="http://schemas.microsoft.com/office/word/2018/wordml/cex" xmlns:w16cid="http://schemas.microsoft.com/office/word/2016/wordml/cid" xmlns:w16="http://schemas.microsoft.com/office/word/2018/wordml" xmlns:w16sdtdh="http://schemas.microsoft.com/office/word/2020/wordml/sdtdatahash" xmlns:w16se="http://schemas.microsoft.com/office/word/2015/wordml/symex" xmlns:wpg="http://schemas.microsoft.com/office/word/2010/wordprocessingGroup" xmlns:wpi="http://schemas.microsoft.com/office/word/2010/wordprocessingInk" xmlns:wne="http://schemas.microsoft.com/office/word/2006/wordml" xmlns:wps="http://schemas.microsoft.com/office/word/2010/wordprocessingShape"/>
-</file>
-
-<file path=word/endnotes.xml><?xml version="1.0" encoding="utf-8"?>
-<w:endnotes xmlns:wpc="http://schemas.microsoft.com/office/word/2010/wordprocessingCanvas" xmlns:mc="http://schemas.openxmlformats.org/markup-compatibility/2006" xmlns:o="urn:schemas-microsoft-com:office:office" xmlns:r="http://schemas.openxmlformats.org/officeDocument/2006/relationships" xmlns:m="http://schemas.openxmlformats.org/officeDocument/2006/math" xmlns:v="urn:schemas-microsoft-com:vml" xmlns:wp14="http://schemas.microsoft.com/office/word/2010/wordprocessingDrawing" xmlns:wp="http://schemas.openxmlformats.org/drawingml/2006/wordprocessingDrawing" xmlns:w10="urn:schemas-microsoft-com:office:word" xmlns:w="http://schemas.openxmlformats.org/wordprocessingml/2006/main" xmlns:w14="http://schemas.microsoft.com/office/word/2010/wordml" xmlns:w15="http://schemas.microsoft.com/office/word/2012/wordml" xmlns:wpg="http://schemas.microsoft.com/office/word/2010/wordprocessingGroup" xmlns:wpi="http://schemas.microsoft.com/office/word/2010/wordprocessingInk" xmlns:wne="http://schemas.microsoft.com/office/word/2006/wordml" xmlns:wps="http://schemas.microsoft.com/office/word/2010/wordprocessingShape" mc:Ignorable="w14 w15 wp14">
-  <w:endnote w:type="separator" w:id="-1">
-    <w:p>
-      <w:pPr>
-        <w:spacing w:after="0" w:line="240" w:lineRule="auto"/>
-      </w:pPr>
-      <w:r>
-        <w:rPr>
-          <w:rStyle w:val="EndnoteReference"/>
-        </w:rPr>
-        <w:endnoteRef/>
-      </w:r>
-      <w:r>
-        <w:separator/>
-      </w:r>
-    </w:p>
-  </w:endnote>
-  <w:endnote w:type="continuationSeparator" w:id="0">
-    <w:p>
-      <w:pPr>
-        <w:spacing w:after="0" w:line="240" w:lineRule="auto"/>
-      </w:pPr>
-      <w:r>
-        <w:rPr>
-          <w:rStyle w:val="EndnoteReference"/>
-        </w:rPr>
-        <w:endnoteRef/>
-      </w:r>
-      <w:r>
-        <w:continuationSeparator/>
-      </w:r>
-    </w:p>
-  </w:endnote>
-</w:endnotes>
-</file>
-
-<file path=word/footnotes.xml><?xml version="1.0" encoding="utf-8"?>
-<w:footnotes xmlns:wpc="http://schemas.microsoft.com/office/word/2010/wordprocessingCanvas" xmlns:mc="http://schemas.openxmlformats.org/markup-compatibility/2006" xmlns:o="urn:schemas-microsoft-com:office:office" xmlns:r="http://schemas.openxmlformats.org/officeDocument/2006/relationships" xmlns:m="http://schemas.openxmlformats.org/officeDocument/2006/math" xmlns:v="urn:schemas-microsoft-com:vml" xmlns:wp14="http://schemas.microsoft.com/office/word/2010/wordprocessingDrawing" xmlns:wp="http://schemas.openxmlformats.org/drawingml/2006/wordprocessingDrawing" xmlns:w10="urn:schemas-microsoft-com:office:word" xmlns:w="http://schemas.openxmlformats.org/wordprocessingml/2006/main" xmlns:w14="http://schemas.microsoft.com/office/word/2010/wordml" xmlns:w15="http://schemas.microsoft.com/office/word/2012/wordml" xmlns:wpg="http://schemas.microsoft.com/office/word/2010/wordprocessingGroup" xmlns:wpi="http://schemas.microsoft.com/office/word/2010/wordprocessingInk" xmlns:wne="http://schemas.microsoft.com/office/word/2006/wordml" xmlns:wps="http://schemas.microsoft.com/office/word/2010/wordprocessingShape" mc:Ignorable="w14 w15 wp14">
-  <w:footnote w:type="separator" w:id="-1">
-    <w:p>
-      <w:pPr>
-        <w:spacing w:after="0" w:line="240" w:lineRule="auto"/>
-      </w:pPr>
-      <w:r>
-        <w:rPr>
-          <w:rStyle w:val="FootnoteReference"/>
-        </w:rPr>
-        <w:footnoteRef/>
-      </w:r>
-      <w:r>
-        <w:separator/>
-      </w:r>
-    </w:p>
-  </w:footnote>
-  <w:footnote w:type="continuationSeparator" w:id="0">
-    <w:p>
-      <w:pPr>
-        <w:spacing w:after="0" w:line="240" w:lineRule="auto"/>
-      </w:pPr>
-      <w:r>
-        <w:rPr>
-          <w:rStyle w:val="FootnoteReference"/>
-        </w:rPr>
-        <w:footnoteRef/>
-      </w:r>
-      <w:r>
-        <w:continuationSeparator/>
-      </w:r>
-    </w:p>
-  </w:footnote>
-</w:footnotes>
-</file>
-
 <file path=word/numbering.xml><?xml version="1.0" encoding="utf-8"?>
-<w:numbering xmlns:wpc="http://schemas.microsoft.com/office/word/2010/wordprocessingCanvas" xmlns:mc="http://schemas.openxmlformats.org/markup-compatibility/2006" xmlns:o="urn:schemas-microsoft-com:office:office" xmlns:r="http://schemas.openxmlformats.org/officeDocument/2006/relationships" xmlns:m="http://schemas.openxmlformats.org/officeDocument/2006/math" xmlns:v="urn:schemas-microsoft-com:vml" xmlns:wp14="http://schemas.microsoft.com/office/word/2010/wordprocessingDrawing" xmlns:wp="http://schemas.openxmlformats.org/drawingml/2006/wordprocessingDrawing" xmlns:w10="urn:schemas-microsoft-com:office:word" xmlns:w="http://schemas.openxmlformats.org/wordprocessingml/2006/main" xmlns:w14="http://schemas.microsoft.com/office/word/2010/wordml" xmlns:w15="http://schemas.microsoft.com/office/word/2012/wordml" xmlns:wpg="http://schemas.microsoft.com/office/word/2010/wordprocessingGroup" xmlns:wpi="http://schemas.microsoft.com/office/word/2010/wordprocessingInk" xmlns:wne="http://schemas.microsoft.com/office/word/2006/wordml" xmlns:wps="http://schemas.microsoft.com/office/word/2010/wordprocessingShape" mc:Ignorable="w14 w15 wp14">
-  <w:abstractNum w:abstractNumId="1" w15:restartNumberingAfterBreak="0">
+<w:numbering xmlns:wpc="http://schemas.microsoft.com/office/word/2010/wordprocessingCanvas" xmlns:cx="http://schemas.microsoft.com/office/drawing/2014/chartex" xmlns:cx1="http://schemas.microsoft.com/office/drawing/2015/9/8/chartex" xmlns:cx2="http://schemas.microsoft.com/office/drawing/2015/10/21/chartex" xmlns:cx3="http://schemas.microsoft.com/office/drawing/2016/5/9/chartex" xmlns:cx4="http://schemas.microsoft.com/office/drawing/2016/5/10/chartex" xmlns:cx5="http://schemas.microsoft.com/office/drawing/2016/5/11/chartex" xmlns:cx6="http://schemas.microsoft.com/office/drawing/2016/5/12/chartex" xmlns:cx7="http://schemas.microsoft.com/office/drawing/2016/5/13/chartex" xmlns:cx8="http://schemas.microsoft.com/office/drawing/2016/5/14/chartex" xmlns:mc="http://schemas.openxmlformats.org/markup-compatibility/2006" xmlns:aink="http://schemas.microsoft.com/office/drawing/2016/ink" xmlns:am3d="http://schemas.microsoft.com/office/drawing/2017/model3d" xmlns:o="urn:schemas-microsoft-com:office:office" xmlns:r="http://schemas.openxmlformats.org/officeDocument/2006/relationships" xmlns:m="http://schemas.openxmlformats.org/officeDocument/2006/math" xmlns:v="urn:schemas-microsoft-com:vml" xmlns:wp14="http://schemas.microsoft.com/office/word/2010/wordprocessingDrawing" xmlns:wp="http://schemas.openxmlformats.org/drawingml/2006/wordprocessingDrawing" xmlns:w10="urn:schemas-microsoft-com:office:word" xmlns:w="http://schemas.openxmlformats.org/wordprocessingml/2006/main" xmlns:w14="http://schemas.microsoft.com/office/word/2010/wordml" xmlns:w15="http://schemas.microsoft.com/office/word/2012/wordml" xmlns:w16cid="http://schemas.microsoft.com/office/word/2016/wordml/cid" xmlns:w16se="http://schemas.microsoft.com/office/word/2015/wordml/symex" xmlns:wpg="http://schemas.microsoft.com/office/word/2010/wordprocessingGroup" xmlns:wpi="http://schemas.microsoft.com/office/word/2010/wordprocessingInk" xmlns:wne="http://schemas.microsoft.com/office/word/2006/wordml" xmlns:wps="http://schemas.microsoft.com/office/word/2010/wordprocessingShape" mc:Ignorable="w14 w15 w16se w16cid wp14">
+  <w:abstractNum w:abstractNumId="0" w15:restartNumberingAfterBreak="0">
+    <w:nsid w:val="659D784B"/>
     <w:multiLevelType w:val="hybridMultilevel"/>
-    <w:lvl w:ilvl="0" w15:tentative="1">
+    <w:tmpl w:val="71042056"/>
+    <w:lvl w:ilvl="0" w:tplc="0CE2833E">
       <w:start w:val="1"/>
       <w:numFmt w:val="bullet"/>
       <w:lvlText w:val="●"/>
@@ -1475,7 +1734,7 @@
         <w:ind w:left="720" w:hanging="360"/>
       </w:pPr>
     </w:lvl>
-    <w:lvl w:ilvl="1" w15:tentative="1">
+    <w:lvl w:ilvl="1" w:tplc="63B20BB6">
       <w:start w:val="1"/>
       <w:numFmt w:val="bullet"/>
       <w:lvlText w:val="○"/>
@@ -1484,7 +1743,7 @@
         <w:ind w:left="1440" w:hanging="360"/>
       </w:pPr>
     </w:lvl>
-    <w:lvl w:ilvl="2" w15:tentative="1">
+    <w:lvl w:ilvl="2" w:tplc="82BA952A">
       <w:start w:val="1"/>
       <w:numFmt w:val="bullet"/>
       <w:lvlText w:val="■"/>
@@ -1493,7 +1752,7 @@
         <w:ind w:left="2160" w:hanging="360"/>
       </w:pPr>
     </w:lvl>
-    <w:lvl w:ilvl="3" w15:tentative="1">
+    <w:lvl w:ilvl="3" w:tplc="DB5CE314">
       <w:start w:val="1"/>
       <w:numFmt w:val="bullet"/>
       <w:lvlText w:val="●"/>
@@ -1502,7 +1761,7 @@
         <w:ind w:left="2880" w:hanging="360"/>
       </w:pPr>
     </w:lvl>
-    <w:lvl w:ilvl="4" w15:tentative="1">
+    <w:lvl w:ilvl="4" w:tplc="F71228C4">
       <w:start w:val="1"/>
       <w:numFmt w:val="bullet"/>
       <w:lvlText w:val="○"/>
@@ -1511,7 +1770,7 @@
         <w:ind w:left="3600" w:hanging="360"/>
       </w:pPr>
     </w:lvl>
-    <w:lvl w:ilvl="5" w15:tentative="1">
+    <w:lvl w:ilvl="5" w:tplc="3C145E3E">
       <w:start w:val="1"/>
       <w:numFmt w:val="bullet"/>
       <w:lvlText w:val="■"/>
@@ -1520,7 +1779,7 @@
         <w:ind w:left="4320" w:hanging="360"/>
       </w:pPr>
     </w:lvl>
-    <w:lvl w:ilvl="6" w15:tentative="1">
+    <w:lvl w:ilvl="6" w:tplc="D2F6C5A6">
       <w:start w:val="1"/>
       <w:numFmt w:val="bullet"/>
       <w:lvlText w:val="●"/>
@@ -1529,7 +1788,7 @@
         <w:ind w:left="5040" w:hanging="360"/>
       </w:pPr>
     </w:lvl>
-    <w:lvl w:ilvl="7" w15:tentative="1">
+    <w:lvl w:ilvl="7" w:tplc="2D569EA4">
       <w:start w:val="1"/>
       <w:numFmt w:val="bullet"/>
       <w:lvlText w:val="●"/>
@@ -1538,7 +1797,7 @@
         <w:ind w:left="5760" w:hanging="360"/>
       </w:pPr>
     </w:lvl>
-    <w:lvl w:ilvl="8" w15:tentative="1">
+    <w:lvl w:ilvl="8" w:tplc="8642200E">
       <w:start w:val="1"/>
       <w:numFmt w:val="bullet"/>
       <w:lvlText w:val="●"/>
@@ -1548,9 +1807,11 @@
       </w:pPr>
     </w:lvl>
   </w:abstractNum>
-  <w:abstractNum w:abstractNumId="2" w15:restartNumberingAfterBreak="0">
+  <w:abstractNum w:abstractNumId="1" w15:restartNumberingAfterBreak="0">
+    <w:nsid w:val="7D7C5426"/>
     <w:multiLevelType w:val="hybridMultilevel"/>
-    <w:lvl w:ilvl="0" w15:tentative="1">
+    <w:tmpl w:val="E724FD72"/>
+    <w:lvl w:ilvl="0" w:tplc="A8508EB4">
       <w:start w:val="1"/>
       <w:numFmt w:val="bullet"/>
       <w:lvlText w:val="▸"/>
@@ -1559,15 +1820,55 @@
         <w:ind w:left="360" w:hanging="240"/>
       </w:pPr>
     </w:lvl>
+    <w:lvl w:ilvl="1" w:tplc="149CEF1C">
+      <w:numFmt w:val="decimal"/>
+      <w:lvlText w:val=""/>
+      <w:lvlJc w:val="left"/>
+    </w:lvl>
+    <w:lvl w:ilvl="2" w:tplc="91A28280">
+      <w:numFmt w:val="decimal"/>
+      <w:lvlText w:val=""/>
+      <w:lvlJc w:val="left"/>
+    </w:lvl>
+    <w:lvl w:ilvl="3" w:tplc="05AE5C86">
+      <w:numFmt w:val="decimal"/>
+      <w:lvlText w:val=""/>
+      <w:lvlJc w:val="left"/>
+    </w:lvl>
+    <w:lvl w:ilvl="4" w:tplc="00E6F190">
+      <w:numFmt w:val="decimal"/>
+      <w:lvlText w:val=""/>
+      <w:lvlJc w:val="left"/>
+    </w:lvl>
+    <w:lvl w:ilvl="5" w:tplc="A69EAC9C">
+      <w:numFmt w:val="decimal"/>
+      <w:lvlText w:val=""/>
+      <w:lvlJc w:val="left"/>
+    </w:lvl>
+    <w:lvl w:ilvl="6" w:tplc="5F5A8E78">
+      <w:numFmt w:val="decimal"/>
+      <w:lvlText w:val=""/>
+      <w:lvlJc w:val="left"/>
+    </w:lvl>
+    <w:lvl w:ilvl="7" w:tplc="3D9ACC4E">
+      <w:numFmt w:val="decimal"/>
+      <w:lvlText w:val=""/>
+      <w:lvlJc w:val="left"/>
+    </w:lvl>
+    <w:lvl w:ilvl="8" w:tplc="89587E0A">
+      <w:numFmt w:val="decimal"/>
+      <w:lvlText w:val=""/>
+      <w:lvlJc w:val="left"/>
+    </w:lvl>
   </w:abstractNum>
   <w:num w:numId="1">
-    <w:abstractNumId w:val="1"/>
+    <w:abstractNumId w:val="0"/>
     <w:lvlOverride w:ilvl="0">
       <w:startOverride w:val="1"/>
     </w:lvlOverride>
   </w:num>
   <w:num w:numId="2">
-    <w:abstractNumId w:val="2"/>
+    <w:abstractNumId w:val="1"/>
     <w:lvlOverride w:ilvl="0">
       <w:startOverride w:val="1"/>
     </w:lvlOverride>
@@ -1576,26 +1877,404 @@
 </file>
 
 <file path=word/styles.xml><?xml version="1.0" encoding="utf-8"?>
-<w:styles xmlns:mc="http://schemas.openxmlformats.org/markup-compatibility/2006" xmlns:r="http://schemas.openxmlformats.org/officeDocument/2006/relationships" xmlns:w="http://schemas.openxmlformats.org/wordprocessingml/2006/main" xmlns:w14="http://schemas.microsoft.com/office/word/2010/wordml" xmlns:w15="http://schemas.microsoft.com/office/word/2012/wordml" mc:Ignorable="w14 w15">
+<w:styles xmlns:mc="http://schemas.openxmlformats.org/markup-compatibility/2006" xmlns:r="http://schemas.openxmlformats.org/officeDocument/2006/relationships" xmlns:w="http://schemas.openxmlformats.org/wordprocessingml/2006/main" xmlns:w14="http://schemas.microsoft.com/office/word/2010/wordml" xmlns:w15="http://schemas.microsoft.com/office/word/2012/wordml" xmlns:w16cid="http://schemas.microsoft.com/office/word/2016/wordml/cid" xmlns:w16se="http://schemas.microsoft.com/office/word/2015/wordml/symex" mc:Ignorable="w14 w15 w16se w16cid">
   <w:docDefaults>
-    <w:rPrDefault/>
+    <w:rPrDefault>
+      <w:rPr>
+        <w:rFonts w:ascii="Times New Roman" w:eastAsia="Times New Roman" w:hAnsi="Times New Roman" w:cs="Times New Roman"/>
+        <w:lang w:val="en-NG" w:eastAsia="en-NG" w:bidi="ar-SA"/>
+      </w:rPr>
+    </w:rPrDefault>
     <w:pPrDefault/>
   </w:docDefaults>
-  <w:style w:type="paragraph" w:styleId="Title">
-    <w:name w:val="Title"/>
-    <w:basedOn w:val="Normal"/>
-    <w:next w:val="Normal"/>
+  <w:latentStyles w:defLockedState="0" w:defUIPriority="99" w:defSemiHidden="0" w:defUnhideWhenUsed="0" w:defQFormat="0" w:count="375">
+    <w:lsdException w:name="Normal" w:uiPriority="0" w:qFormat="1"/>
+    <w:lsdException w:name="heading 1" w:uiPriority="9" w:qFormat="1"/>
+    <w:lsdException w:name="heading 2" w:semiHidden="1" w:uiPriority="9" w:unhideWhenUsed="1" w:qFormat="1"/>
+    <w:lsdException w:name="heading 3" w:semiHidden="1" w:uiPriority="9" w:unhideWhenUsed="1" w:qFormat="1"/>
+    <w:lsdException w:name="heading 4" w:semiHidden="1" w:uiPriority="9" w:unhideWhenUsed="1" w:qFormat="1"/>
+    <w:lsdException w:name="heading 5" w:semiHidden="1" w:uiPriority="9" w:unhideWhenUsed="1" w:qFormat="1"/>
+    <w:lsdException w:name="heading 6" w:semiHidden="1" w:uiPriority="9" w:unhideWhenUsed="1" w:qFormat="1"/>
+    <w:lsdException w:name="heading 7" w:semiHidden="1" w:uiPriority="9" w:unhideWhenUsed="1" w:qFormat="1"/>
+    <w:lsdException w:name="heading 8" w:semiHidden="1" w:uiPriority="9" w:unhideWhenUsed="1" w:qFormat="1"/>
+    <w:lsdException w:name="heading 9" w:semiHidden="1" w:uiPriority="9" w:unhideWhenUsed="1" w:qFormat="1"/>
+    <w:lsdException w:name="index 1" w:semiHidden="1" w:unhideWhenUsed="1"/>
+    <w:lsdException w:name="index 2" w:semiHidden="1" w:unhideWhenUsed="1"/>
+    <w:lsdException w:name="index 3" w:semiHidden="1" w:unhideWhenUsed="1"/>
+    <w:lsdException w:name="index 4" w:semiHidden="1" w:unhideWhenUsed="1"/>
+    <w:lsdException w:name="index 5" w:semiHidden="1" w:unhideWhenUsed="1"/>
+    <w:lsdException w:name="index 6" w:semiHidden="1" w:unhideWhenUsed="1"/>
+    <w:lsdException w:name="index 7" w:semiHidden="1" w:unhideWhenUsed="1"/>
+    <w:lsdException w:name="index 8" w:semiHidden="1" w:unhideWhenUsed="1"/>
+    <w:lsdException w:name="index 9" w:semiHidden="1" w:unhideWhenUsed="1"/>
+    <w:lsdException w:name="toc 1" w:semiHidden="1" w:uiPriority="39" w:unhideWhenUsed="1"/>
+    <w:lsdException w:name="toc 2" w:semiHidden="1" w:uiPriority="39" w:unhideWhenUsed="1"/>
+    <w:lsdException w:name="toc 3" w:semiHidden="1" w:uiPriority="39" w:unhideWhenUsed="1"/>
+    <w:lsdException w:name="toc 4" w:semiHidden="1" w:uiPriority="39" w:unhideWhenUsed="1"/>
+    <w:lsdException w:name="toc 5" w:semiHidden="1" w:uiPriority="39" w:unhideWhenUsed="1"/>
+    <w:lsdException w:name="toc 6" w:semiHidden="1" w:uiPriority="39" w:unhideWhenUsed="1"/>
+    <w:lsdException w:name="toc 7" w:semiHidden="1" w:uiPriority="39" w:unhideWhenUsed="1"/>
+    <w:lsdException w:name="toc 8" w:semiHidden="1" w:uiPriority="39" w:unhideWhenUsed="1"/>
+    <w:lsdException w:name="toc 9" w:semiHidden="1" w:uiPriority="39" w:unhideWhenUsed="1"/>
+    <w:lsdException w:name="Normal Indent" w:semiHidden="1" w:unhideWhenUsed="1"/>
+    <w:lsdException w:name="footnote text" w:semiHidden="1" w:unhideWhenUsed="1"/>
+    <w:lsdException w:name="annotation text" w:semiHidden="1" w:unhideWhenUsed="1"/>
+    <w:lsdException w:name="header" w:semiHidden="1" w:unhideWhenUsed="1"/>
+    <w:lsdException w:name="footer" w:semiHidden="1" w:unhideWhenUsed="1"/>
+    <w:lsdException w:name="index heading" w:semiHidden="1" w:unhideWhenUsed="1"/>
+    <w:lsdException w:name="caption" w:semiHidden="1" w:uiPriority="35" w:unhideWhenUsed="1" w:qFormat="1"/>
+    <w:lsdException w:name="table of figures" w:semiHidden="1" w:unhideWhenUsed="1"/>
+    <w:lsdException w:name="envelope address" w:semiHidden="1" w:unhideWhenUsed="1"/>
+    <w:lsdException w:name="envelope return" w:semiHidden="1" w:unhideWhenUsed="1"/>
+    <w:lsdException w:name="footnote reference" w:semiHidden="1" w:unhideWhenUsed="1"/>
+    <w:lsdException w:name="annotation reference" w:semiHidden="1" w:unhideWhenUsed="1"/>
+    <w:lsdException w:name="line number" w:semiHidden="1" w:unhideWhenUsed="1"/>
+    <w:lsdException w:name="page number" w:semiHidden="1" w:unhideWhenUsed="1"/>
+    <w:lsdException w:name="endnote reference" w:semiHidden="1" w:unhideWhenUsed="1"/>
+    <w:lsdException w:name="endnote text" w:semiHidden="1" w:unhideWhenUsed="1"/>
+    <w:lsdException w:name="table of authorities" w:semiHidden="1" w:unhideWhenUsed="1"/>
+    <w:lsdException w:name="macro" w:semiHidden="1" w:unhideWhenUsed="1"/>
+    <w:lsdException w:name="toa heading" w:semiHidden="1" w:unhideWhenUsed="1"/>
+    <w:lsdException w:name="List" w:semiHidden="1" w:unhideWhenUsed="1"/>
+    <w:lsdException w:name="List Bullet" w:semiHidden="1" w:unhideWhenUsed="1"/>
+    <w:lsdException w:name="List Number" w:semiHidden="1" w:unhideWhenUsed="1"/>
+    <w:lsdException w:name="List 2" w:semiHidden="1" w:unhideWhenUsed="1"/>
+    <w:lsdException w:name="List 3" w:semiHidden="1" w:unhideWhenUsed="1"/>
+    <w:lsdException w:name="List 4" w:semiHidden="1" w:unhideWhenUsed="1"/>
+    <w:lsdException w:name="List 5" w:semiHidden="1" w:unhideWhenUsed="1"/>
+    <w:lsdException w:name="List Bullet 2" w:semiHidden="1" w:unhideWhenUsed="1"/>
+    <w:lsdException w:name="List Bullet 3" w:semiHidden="1" w:unhideWhenUsed="1"/>
+    <w:lsdException w:name="List Bullet 4" w:semiHidden="1" w:unhideWhenUsed="1"/>
+    <w:lsdException w:name="List Bullet 5" w:semiHidden="1" w:unhideWhenUsed="1"/>
+    <w:lsdException w:name="List Number 2" w:semiHidden="1" w:unhideWhenUsed="1"/>
+    <w:lsdException w:name="List Number 3" w:semiHidden="1" w:unhideWhenUsed="1"/>
+    <w:lsdException w:name="List Number 4" w:semiHidden="1" w:unhideWhenUsed="1"/>
+    <w:lsdException w:name="List Number 5" w:semiHidden="1" w:unhideWhenUsed="1"/>
+    <w:lsdException w:name="Title" w:uiPriority="10" w:qFormat="1"/>
+    <w:lsdException w:name="Closing" w:semiHidden="1" w:unhideWhenUsed="1"/>
+    <w:lsdException w:name="Signature" w:semiHidden="1" w:unhideWhenUsed="1"/>
+    <w:lsdException w:name="Default Paragraph Font" w:semiHidden="1" w:uiPriority="1" w:unhideWhenUsed="1"/>
+    <w:lsdException w:name="Body Text" w:semiHidden="1" w:unhideWhenUsed="1"/>
+    <w:lsdException w:name="Body Text Indent" w:semiHidden="1" w:unhideWhenUsed="1"/>
+    <w:lsdException w:name="List Continue" w:semiHidden="1" w:unhideWhenUsed="1"/>
+    <w:lsdException w:name="List Continue 2" w:semiHidden="1" w:unhideWhenUsed="1"/>
+    <w:lsdException w:name="List Continue 3" w:semiHidden="1" w:unhideWhenUsed="1"/>
+    <w:lsdException w:name="List Continue 4" w:semiHidden="1" w:unhideWhenUsed="1"/>
+    <w:lsdException w:name="List Continue 5" w:semiHidden="1" w:unhideWhenUsed="1"/>
+    <w:lsdException w:name="Message Header" w:semiHidden="1" w:unhideWhenUsed="1"/>
+    <w:lsdException w:name="Subtitle" w:uiPriority="11" w:qFormat="1"/>
+    <w:lsdException w:name="Salutation" w:semiHidden="1" w:unhideWhenUsed="1"/>
+    <w:lsdException w:name="Date" w:semiHidden="1" w:unhideWhenUsed="1"/>
+    <w:lsdException w:name="Body Text First Indent" w:semiHidden="1" w:unhideWhenUsed="1"/>
+    <w:lsdException w:name="Body Text First Indent 2" w:semiHidden="1" w:unhideWhenUsed="1"/>
+    <w:lsdException w:name="Note Heading" w:semiHidden="1" w:unhideWhenUsed="1"/>
+    <w:lsdException w:name="Body Text 2" w:semiHidden="1" w:unhideWhenUsed="1"/>
+    <w:lsdException w:name="Body Text 3" w:semiHidden="1" w:unhideWhenUsed="1"/>
+    <w:lsdException w:name="Body Text Indent 2" w:semiHidden="1" w:unhideWhenUsed="1"/>
+    <w:lsdException w:name="Body Text Indent 3" w:semiHidden="1" w:unhideWhenUsed="1"/>
+    <w:lsdException w:name="Block Text" w:semiHidden="1" w:unhideWhenUsed="1"/>
+    <w:lsdException w:name="Hyperlink" w:semiHidden="1" w:unhideWhenUsed="1"/>
+    <w:lsdException w:name="FollowedHyperlink" w:semiHidden="1" w:unhideWhenUsed="1"/>
+    <w:lsdException w:name="Strong" w:uiPriority="22" w:qFormat="1"/>
+    <w:lsdException w:name="Emphasis" w:uiPriority="20" w:qFormat="1"/>
+    <w:lsdException w:name="Document Map" w:semiHidden="1" w:unhideWhenUsed="1"/>
+    <w:lsdException w:name="Plain Text" w:semiHidden="1" w:unhideWhenUsed="1"/>
+    <w:lsdException w:name="E-mail Signature" w:semiHidden="1" w:unhideWhenUsed="1"/>
+    <w:lsdException w:name="HTML Top of Form" w:semiHidden="1" w:unhideWhenUsed="1"/>
+    <w:lsdException w:name="HTML Bottom of Form" w:semiHidden="1" w:unhideWhenUsed="1"/>
+    <w:lsdException w:name="Normal (Web)" w:semiHidden="1" w:unhideWhenUsed="1"/>
+    <w:lsdException w:name="HTML Acronym" w:semiHidden="1" w:unhideWhenUsed="1"/>
+    <w:lsdException w:name="HTML Address" w:semiHidden="1" w:unhideWhenUsed="1"/>
+    <w:lsdException w:name="HTML Cite" w:semiHidden="1" w:unhideWhenUsed="1"/>
+    <w:lsdException w:name="HTML Code" w:semiHidden="1" w:unhideWhenUsed="1"/>
+    <w:lsdException w:name="HTML Definition" w:semiHidden="1" w:unhideWhenUsed="1"/>
+    <w:lsdException w:name="HTML Keyboard" w:semiHidden="1" w:unhideWhenUsed="1"/>
+    <w:lsdException w:name="HTML Preformatted" w:semiHidden="1" w:unhideWhenUsed="1"/>
+    <w:lsdException w:name="HTML Sample" w:semiHidden="1" w:unhideWhenUsed="1"/>
+    <w:lsdException w:name="HTML Typewriter" w:semiHidden="1" w:unhideWhenUsed="1"/>
+    <w:lsdException w:name="HTML Variable" w:semiHidden="1" w:unhideWhenUsed="1"/>
+    <w:lsdException w:name="Normal Table" w:semiHidden="1" w:unhideWhenUsed="1"/>
+    <w:lsdException w:name="annotation subject" w:semiHidden="1" w:unhideWhenUsed="1"/>
+    <w:lsdException w:name="No List" w:semiHidden="1" w:unhideWhenUsed="1"/>
+    <w:lsdException w:name="Outline List 1" w:semiHidden="1" w:unhideWhenUsed="1"/>
+    <w:lsdException w:name="Outline List 2" w:semiHidden="1" w:unhideWhenUsed="1"/>
+    <w:lsdException w:name="Outline List 3" w:semiHidden="1" w:unhideWhenUsed="1"/>
+    <w:lsdException w:name="Table Simple 1" w:semiHidden="1" w:unhideWhenUsed="1"/>
+    <w:lsdException w:name="Table Simple 2" w:semiHidden="1" w:unhideWhenUsed="1"/>
+    <w:lsdException w:name="Table Simple 3" w:semiHidden="1" w:unhideWhenUsed="1"/>
+    <w:lsdException w:name="Table Classic 1" w:semiHidden="1" w:unhideWhenUsed="1"/>
+    <w:lsdException w:name="Table Classic 2" w:semiHidden="1" w:unhideWhenUsed="1"/>
+    <w:lsdException w:name="Table Classic 3" w:semiHidden="1" w:unhideWhenUsed="1"/>
+    <w:lsdException w:name="Table Classic 4" w:semiHidden="1" w:unhideWhenUsed="1"/>
+    <w:lsdException w:name="Table Colorful 1" w:semiHidden="1" w:unhideWhenUsed="1"/>
+    <w:lsdException w:name="Table Colorful 2" w:semiHidden="1" w:unhideWhenUsed="1"/>
+    <w:lsdException w:name="Table Colorful 3" w:semiHidden="1" w:unhideWhenUsed="1"/>
+    <w:lsdException w:name="Table Columns 1" w:semiHidden="1" w:unhideWhenUsed="1"/>
+    <w:lsdException w:name="Table Columns 2" w:semiHidden="1" w:unhideWhenUsed="1"/>
+    <w:lsdException w:name="Table Columns 3" w:semiHidden="1" w:unhideWhenUsed="1"/>
+    <w:lsdException w:name="Table Columns 4" w:semiHidden="1" w:unhideWhenUsed="1"/>
+    <w:lsdException w:name="Table Columns 5" w:semiHidden="1" w:unhideWhenUsed="1"/>
+    <w:lsdException w:name="Table Grid 1" w:semiHidden="1" w:unhideWhenUsed="1"/>
+    <w:lsdException w:name="Table Grid 2" w:semiHidden="1" w:unhideWhenUsed="1"/>
+    <w:lsdException w:name="Table Grid 3" w:semiHidden="1" w:unhideWhenUsed="1"/>
+    <w:lsdException w:name="Table Grid 4" w:semiHidden="1" w:unhideWhenUsed="1"/>
+    <w:lsdException w:name="Table Grid 5" w:semiHidden="1" w:unhideWhenUsed="1"/>
+    <w:lsdException w:name="Table Grid 6" w:semiHidden="1" w:unhideWhenUsed="1"/>
+    <w:lsdException w:name="Table Grid 7" w:semiHidden="1" w:unhideWhenUsed="1"/>
+    <w:lsdException w:name="Table Grid 8" w:semiHidden="1" w:unhideWhenUsed="1"/>
+    <w:lsdException w:name="Table List 1" w:semiHidden="1" w:unhideWhenUsed="1"/>
+    <w:lsdException w:name="Table List 2" w:semiHidden="1" w:unhideWhenUsed="1"/>
+    <w:lsdException w:name="Table List 3" w:semiHidden="1" w:unhideWhenUsed="1"/>
+    <w:lsdException w:name="Table List 4" w:semiHidden="1" w:unhideWhenUsed="1"/>
+    <w:lsdException w:name="Table List 5" w:semiHidden="1" w:unhideWhenUsed="1"/>
+    <w:lsdException w:name="Table List 6" w:semiHidden="1" w:unhideWhenUsed="1"/>
+    <w:lsdException w:name="Table List 7" w:semiHidden="1" w:unhideWhenUsed="1"/>
+    <w:lsdException w:name="Table List 8" w:semiHidden="1" w:unhideWhenUsed="1"/>
+    <w:lsdException w:name="Table 3D effects 1" w:semiHidden="1" w:unhideWhenUsed="1"/>
+    <w:lsdException w:name="Table 3D effects 2" w:semiHidden="1" w:unhideWhenUsed="1"/>
+    <w:lsdException w:name="Table 3D effects 3" w:semiHidden="1" w:unhideWhenUsed="1"/>
+    <w:lsdException w:name="Table Contemporary" w:semiHidden="1" w:unhideWhenUsed="1"/>
+    <w:lsdException w:name="Table Elegant" w:semiHidden="1" w:unhideWhenUsed="1"/>
+    <w:lsdException w:name="Table Professional" w:semiHidden="1" w:unhideWhenUsed="1"/>
+    <w:lsdException w:name="Table Subtle 1" w:semiHidden="1" w:unhideWhenUsed="1"/>
+    <w:lsdException w:name="Table Subtle 2" w:semiHidden="1" w:unhideWhenUsed="1"/>
+    <w:lsdException w:name="Table Web 1" w:semiHidden="1" w:unhideWhenUsed="1"/>
+    <w:lsdException w:name="Table Web 2" w:semiHidden="1" w:unhideWhenUsed="1"/>
+    <w:lsdException w:name="Table Web 3" w:semiHidden="1" w:unhideWhenUsed="1"/>
+    <w:lsdException w:name="Balloon Text" w:semiHidden="1" w:unhideWhenUsed="1"/>
+    <w:lsdException w:name="Table Grid" w:uiPriority="39"/>
+    <w:lsdException w:name="Table Theme" w:semiHidden="1" w:unhideWhenUsed="1"/>
+    <w:lsdException w:name="Placeholder Text" w:semiHidden="1"/>
+    <w:lsdException w:name="No Spacing" w:uiPriority="1" w:qFormat="1"/>
+    <w:lsdException w:name="Light Shading" w:uiPriority="60"/>
+    <w:lsdException w:name="Light List" w:uiPriority="61"/>
+    <w:lsdException w:name="Light Grid" w:uiPriority="62"/>
+    <w:lsdException w:name="Medium Shading 1" w:uiPriority="63"/>
+    <w:lsdException w:name="Medium Shading 2" w:uiPriority="64"/>
+    <w:lsdException w:name="Medium List 1" w:uiPriority="65"/>
+    <w:lsdException w:name="Medium List 2" w:uiPriority="66"/>
+    <w:lsdException w:name="Medium Grid 1" w:uiPriority="67"/>
+    <w:lsdException w:name="Medium Grid 2" w:uiPriority="68"/>
+    <w:lsdException w:name="Medium Grid 3" w:uiPriority="69"/>
+    <w:lsdException w:name="Dark List" w:uiPriority="70"/>
+    <w:lsdException w:name="Colorful Shading" w:uiPriority="71"/>
+    <w:lsdException w:name="Colorful List" w:uiPriority="72"/>
+    <w:lsdException w:name="Colorful Grid" w:uiPriority="73"/>
+    <w:lsdException w:name="Light Shading Accent 1" w:uiPriority="60"/>
+    <w:lsdException w:name="Light List Accent 1" w:uiPriority="61"/>
+    <w:lsdException w:name="Light Grid Accent 1" w:uiPriority="62"/>
+    <w:lsdException w:name="Medium Shading 1 Accent 1" w:uiPriority="63"/>
+    <w:lsdException w:name="Medium Shading 2 Accent 1" w:uiPriority="64"/>
+    <w:lsdException w:name="Medium List 1 Accent 1" w:uiPriority="65"/>
+    <w:lsdException w:name="Revision" w:semiHidden="1"/>
+    <w:lsdException w:name="List Paragraph" w:uiPriority="34" w:qFormat="1"/>
+    <w:lsdException w:name="Quote" w:uiPriority="29" w:qFormat="1"/>
+    <w:lsdException w:name="Intense Quote" w:uiPriority="30" w:qFormat="1"/>
+    <w:lsdException w:name="Medium List 2 Accent 1" w:uiPriority="66"/>
+    <w:lsdException w:name="Medium Grid 1 Accent 1" w:uiPriority="67"/>
+    <w:lsdException w:name="Medium Grid 2 Accent 1" w:uiPriority="68"/>
+    <w:lsdException w:name="Medium Grid 3 Accent 1" w:uiPriority="69"/>
+    <w:lsdException w:name="Dark List Accent 1" w:uiPriority="70"/>
+    <w:lsdException w:name="Colorful Shading Accent 1" w:uiPriority="71"/>
+    <w:lsdException w:name="Colorful List Accent 1" w:uiPriority="72"/>
+    <w:lsdException w:name="Colorful Grid Accent 1" w:uiPriority="73"/>
+    <w:lsdException w:name="Light Shading Accent 2" w:uiPriority="60"/>
+    <w:lsdException w:name="Light List Accent 2" w:uiPriority="61"/>
+    <w:lsdException w:name="Light Grid Accent 2" w:uiPriority="62"/>
+    <w:lsdException w:name="Medium Shading 1 Accent 2" w:uiPriority="63"/>
+    <w:lsdException w:name="Medium Shading 2 Accent 2" w:uiPriority="64"/>
+    <w:lsdException w:name="Medium List 1 Accent 2" w:uiPriority="65"/>
+    <w:lsdException w:name="Medium List 2 Accent 2" w:uiPriority="66"/>
+    <w:lsdException w:name="Medium Grid 1 Accent 2" w:uiPriority="67"/>
+    <w:lsdException w:name="Medium Grid 2 Accent 2" w:uiPriority="68"/>
+    <w:lsdException w:name="Medium Grid 3 Accent 2" w:uiPriority="69"/>
+    <w:lsdException w:name="Dark List Accent 2" w:uiPriority="70"/>
+    <w:lsdException w:name="Colorful Shading Accent 2" w:uiPriority="71"/>
+    <w:lsdException w:name="Colorful List Accent 2" w:uiPriority="72"/>
+    <w:lsdException w:name="Colorful Grid Accent 2" w:uiPriority="73"/>
+    <w:lsdException w:name="Light Shading Accent 3" w:uiPriority="60"/>
+    <w:lsdException w:name="Light List Accent 3" w:uiPriority="61"/>
+    <w:lsdException w:name="Light Grid Accent 3" w:uiPriority="62"/>
+    <w:lsdException w:name="Medium Shading 1 Accent 3" w:uiPriority="63"/>
+    <w:lsdException w:name="Medium Shading 2 Accent 3" w:uiPriority="64"/>
+    <w:lsdException w:name="Medium List 1 Accent 3" w:uiPriority="65"/>
+    <w:lsdException w:name="Medium List 2 Accent 3" w:uiPriority="66"/>
+    <w:lsdException w:name="Medium Grid 1 Accent 3" w:uiPriority="67"/>
+    <w:lsdException w:name="Medium Grid 2 Accent 3" w:uiPriority="68"/>
+    <w:lsdException w:name="Medium Grid 3 Accent 3" w:uiPriority="69"/>
+    <w:lsdException w:name="Dark List Accent 3" w:uiPriority="70"/>
+    <w:lsdException w:name="Colorful Shading Accent 3" w:uiPriority="71"/>
+    <w:lsdException w:name="Colorful List Accent 3" w:uiPriority="72"/>
+    <w:lsdException w:name="Colorful Grid Accent 3" w:uiPriority="73"/>
+    <w:lsdException w:name="Light Shading Accent 4" w:uiPriority="60"/>
+    <w:lsdException w:name="Light List Accent 4" w:uiPriority="61"/>
+    <w:lsdException w:name="Light Grid Accent 4" w:uiPriority="62"/>
+    <w:lsdException w:name="Medium Shading 1 Accent 4" w:uiPriority="63"/>
+    <w:lsdException w:name="Medium Shading 2 Accent 4" w:uiPriority="64"/>
+    <w:lsdException w:name="Medium List 1 Accent 4" w:uiPriority="65"/>
+    <w:lsdException w:name="Medium List 2 Accent 4" w:uiPriority="66"/>
+    <w:lsdException w:name="Medium Grid 1 Accent 4" w:uiPriority="67"/>
+    <w:lsdException w:name="Medium Grid 2 Accent 4" w:uiPriority="68"/>
+    <w:lsdException w:name="Medium Grid 3 Accent 4" w:uiPriority="69"/>
+    <w:lsdException w:name="Dark List Accent 4" w:uiPriority="70"/>
+    <w:lsdException w:name="Colorful Shading Accent 4" w:uiPriority="71"/>
+    <w:lsdException w:name="Colorful List Accent 4" w:uiPriority="72"/>
+    <w:lsdException w:name="Colorful Grid Accent 4" w:uiPriority="73"/>
+    <w:lsdException w:name="Light Shading Accent 5" w:uiPriority="60"/>
+    <w:lsdException w:name="Light List Accent 5" w:uiPriority="61"/>
+    <w:lsdException w:name="Light Grid Accent 5" w:uiPriority="62"/>
+    <w:lsdException w:name="Medium Shading 1 Accent 5" w:uiPriority="63"/>
+    <w:lsdException w:name="Medium Shading 2 Accent 5" w:uiPriority="64"/>
+    <w:lsdException w:name="Medium List 1 Accent 5" w:uiPriority="65"/>
+    <w:lsdException w:name="Medium List 2 Accent 5" w:uiPriority="66"/>
+    <w:lsdException w:name="Medium Grid 1 Accent 5" w:uiPriority="67"/>
+    <w:lsdException w:name="Medium Grid 2 Accent 5" w:uiPriority="68"/>
+    <w:lsdException w:name="Medium Grid 3 Accent 5" w:uiPriority="69"/>
+    <w:lsdException w:name="Dark List Accent 5" w:uiPriority="70"/>
+    <w:lsdException w:name="Colorful Shading Accent 5" w:uiPriority="71"/>
+    <w:lsdException w:name="Colorful List Accent 5" w:uiPriority="72"/>
+    <w:lsdException w:name="Colorful Grid Accent 5" w:uiPriority="73"/>
+    <w:lsdException w:name="Light Shading Accent 6" w:uiPriority="60"/>
+    <w:lsdException w:name="Light List Accent 6" w:uiPriority="61"/>
+    <w:lsdException w:name="Light Grid Accent 6" w:uiPriority="62"/>
+    <w:lsdException w:name="Medium Shading 1 Accent 6" w:uiPriority="63"/>
+    <w:lsdException w:name="Medium Shading 2 Accent 6" w:uiPriority="64"/>
+    <w:lsdException w:name="Medium List 1 Accent 6" w:uiPriority="65"/>
+    <w:lsdException w:name="Medium List 2 Accent 6" w:uiPriority="66"/>
+    <w:lsdException w:name="Medium Grid 1 Accent 6" w:uiPriority="67"/>
+    <w:lsdException w:name="Medium Grid 2 Accent 6" w:uiPriority="68"/>
+    <w:lsdException w:name="Medium Grid 3 Accent 6" w:uiPriority="69"/>
+    <w:lsdException w:name="Dark List Accent 6" w:uiPriority="70"/>
+    <w:lsdException w:name="Colorful Shading Accent 6" w:uiPriority="71"/>
+    <w:lsdException w:name="Colorful List Accent 6" w:uiPriority="72"/>
+    <w:lsdException w:name="Colorful Grid Accent 6" w:uiPriority="73"/>
+    <w:lsdException w:name="Subtle Emphasis" w:uiPriority="19" w:qFormat="1"/>
+    <w:lsdException w:name="Intense Emphasis" w:uiPriority="21" w:qFormat="1"/>
+    <w:lsdException w:name="Subtle Reference" w:uiPriority="31" w:qFormat="1"/>
+    <w:lsdException w:name="Intense Reference" w:uiPriority="32" w:qFormat="1"/>
+    <w:lsdException w:name="Book Title" w:uiPriority="33" w:qFormat="1"/>
+    <w:lsdException w:name="Bibliography" w:semiHidden="1" w:uiPriority="37" w:unhideWhenUsed="1"/>
+    <w:lsdException w:name="TOC Heading" w:semiHidden="1" w:uiPriority="39" w:unhideWhenUsed="1" w:qFormat="1"/>
+    <w:lsdException w:name="Plain Table 1" w:uiPriority="41"/>
+    <w:lsdException w:name="Plain Table 2" w:uiPriority="42"/>
+    <w:lsdException w:name="Plain Table 3" w:uiPriority="43"/>
+    <w:lsdException w:name="Plain Table 4" w:uiPriority="44"/>
+    <w:lsdException w:name="Plain Table 5" w:uiPriority="45"/>
+    <w:lsdException w:name="Grid Table Light" w:uiPriority="40"/>
+    <w:lsdException w:name="Grid Table 1 Light" w:uiPriority="46"/>
+    <w:lsdException w:name="Grid Table 2" w:uiPriority="47"/>
+    <w:lsdException w:name="Grid Table 3" w:uiPriority="48"/>
+    <w:lsdException w:name="Grid Table 4" w:uiPriority="49"/>
+    <w:lsdException w:name="Grid Table 5 Dark" w:uiPriority="50"/>
+    <w:lsdException w:name="Grid Table 6 Colorful" w:uiPriority="51"/>
+    <w:lsdException w:name="Grid Table 7 Colorful" w:uiPriority="52"/>
+    <w:lsdException w:name="Grid Table 1 Light Accent 1" w:uiPriority="46"/>
+    <w:lsdException w:name="Grid Table 2 Accent 1" w:uiPriority="47"/>
+    <w:lsdException w:name="Grid Table 3 Accent 1" w:uiPriority="48"/>
+    <w:lsdException w:name="Grid Table 4 Accent 1" w:uiPriority="49"/>
+    <w:lsdException w:name="Grid Table 5 Dark Accent 1" w:uiPriority="50"/>
+    <w:lsdException w:name="Grid Table 6 Colorful Accent 1" w:uiPriority="51"/>
+    <w:lsdException w:name="Grid Table 7 Colorful Accent 1" w:uiPriority="52"/>
+    <w:lsdException w:name="Grid Table 1 Light Accent 2" w:uiPriority="46"/>
+    <w:lsdException w:name="Grid Table 2 Accent 2" w:uiPriority="47"/>
+    <w:lsdException w:name="Grid Table 3 Accent 2" w:uiPriority="48"/>
+    <w:lsdException w:name="Grid Table 4 Accent 2" w:uiPriority="49"/>
+    <w:lsdException w:name="Grid Table 5 Dark Accent 2" w:uiPriority="50"/>
+    <w:lsdException w:name="Grid Table 6 Colorful Accent 2" w:uiPriority="51"/>
+    <w:lsdException w:name="Grid Table 7 Colorful Accent 2" w:uiPriority="52"/>
+    <w:lsdException w:name="Grid Table 1 Light Accent 3" w:uiPriority="46"/>
+    <w:lsdException w:name="Grid Table 2 Accent 3" w:uiPriority="47"/>
+    <w:lsdException w:name="Grid Table 3 Accent 3" w:uiPriority="48"/>
+    <w:lsdException w:name="Grid Table 4 Accent 3" w:uiPriority="49"/>
+    <w:lsdException w:name="Grid Table 5 Dark Accent 3" w:uiPriority="50"/>
+    <w:lsdException w:name="Grid Table 6 Colorful Accent 3" w:uiPriority="51"/>
+    <w:lsdException w:name="Grid Table 7 Colorful Accent 3" w:uiPriority="52"/>
+    <w:lsdException w:name="Grid Table 1 Light Accent 4" w:uiPriority="46"/>
+    <w:lsdException w:name="Grid Table 2 Accent 4" w:uiPriority="47"/>
+    <w:lsdException w:name="Grid Table 3 Accent 4" w:uiPriority="48"/>
+    <w:lsdException w:name="Grid Table 4 Accent 4" w:uiPriority="49"/>
+    <w:lsdException w:name="Grid Table 5 Dark Accent 4" w:uiPriority="50"/>
+    <w:lsdException w:name="Grid Table 6 Colorful Accent 4" w:uiPriority="51"/>
+    <w:lsdException w:name="Grid Table 7 Colorful Accent 4" w:uiPriority="52"/>
+    <w:lsdException w:name="Grid Table 1 Light Accent 5" w:uiPriority="46"/>
+    <w:lsdException w:name="Grid Table 2 Accent 5" w:uiPriority="47"/>
+    <w:lsdException w:name="Grid Table 3 Accent 5" w:uiPriority="48"/>
+    <w:lsdException w:name="Grid Table 4 Accent 5" w:uiPriority="49"/>
+    <w:lsdException w:name="Grid Table 5 Dark Accent 5" w:uiPriority="50"/>
+    <w:lsdException w:name="Grid Table 6 Colorful Accent 5" w:uiPriority="51"/>
+    <w:lsdException w:name="Grid Table 7 Colorful Accent 5" w:uiPriority="52"/>
+    <w:lsdException w:name="Grid Table 1 Light Accent 6" w:uiPriority="46"/>
+    <w:lsdException w:name="Grid Table 2 Accent 6" w:uiPriority="47"/>
+    <w:lsdException w:name="Grid Table 3 Accent 6" w:uiPriority="48"/>
+    <w:lsdException w:name="Grid Table 4 Accent 6" w:uiPriority="49"/>
+    <w:lsdException w:name="Grid Table 5 Dark Accent 6" w:uiPriority="50"/>
+    <w:lsdException w:name="Grid Table 6 Colorful Accent 6" w:uiPriority="51"/>
+    <w:lsdException w:name="Grid Table 7 Colorful Accent 6" w:uiPriority="52"/>
+    <w:lsdException w:name="List Table 1 Light" w:uiPriority="46"/>
+    <w:lsdException w:name="List Table 2" w:uiPriority="47"/>
+    <w:lsdException w:name="List Table 3" w:uiPriority="48"/>
+    <w:lsdException w:name="List Table 4" w:uiPriority="49"/>
+    <w:lsdException w:name="List Table 5 Dark" w:uiPriority="50"/>
+    <w:lsdException w:name="List Table 6 Colorful" w:uiPriority="51"/>
+    <w:lsdException w:name="List Table 7 Colorful" w:uiPriority="52"/>
+    <w:lsdException w:name="List Table 1 Light Accent 1" w:uiPriority="46"/>
+    <w:lsdException w:name="List Table 2 Accent 1" w:uiPriority="47"/>
+    <w:lsdException w:name="List Table 3 Accent 1" w:uiPriority="48"/>
+    <w:lsdException w:name="List Table 4 Accent 1" w:uiPriority="49"/>
+    <w:lsdException w:name="List Table 5 Dark Accent 1" w:uiPriority="50"/>
+    <w:lsdException w:name="List Table 6 Colorful Accent 1" w:uiPriority="51"/>
+    <w:lsdException w:name="List Table 7 Colorful Accent 1" w:uiPriority="52"/>
+    <w:lsdException w:name="List Table 1 Light Accent 2" w:uiPriority="46"/>
+    <w:lsdException w:name="List Table 2 Accent 2" w:uiPriority="47"/>
+    <w:lsdException w:name="List Table 3 Accent 2" w:uiPriority="48"/>
+    <w:lsdException w:name="List Table 4 Accent 2" w:uiPriority="49"/>
+    <w:lsdException w:name="List Table 5 Dark Accent 2" w:uiPriority="50"/>
+    <w:lsdException w:name="List Table 6 Colorful Accent 2" w:uiPriority="51"/>
+    <w:lsdException w:name="List Table 7 Colorful Accent 2" w:uiPriority="52"/>
+    <w:lsdException w:name="List Table 1 Light Accent 3" w:uiPriority="46"/>
+    <w:lsdException w:name="List Table 2 Accent 3" w:uiPriority="47"/>
+    <w:lsdException w:name="List Table 3 Accent 3" w:uiPriority="48"/>
+    <w:lsdException w:name="List Table 4 Accent 3" w:uiPriority="49"/>
+    <w:lsdException w:name="List Table 5 Dark Accent 3" w:uiPriority="50"/>
+    <w:lsdException w:name="List Table 6 Colorful Accent 3" w:uiPriority="51"/>
+    <w:lsdException w:name="List Table 7 Colorful Accent 3" w:uiPriority="52"/>
+    <w:lsdException w:name="List Table 1 Light Accent 4" w:uiPriority="46"/>
+    <w:lsdException w:name="List Table 2 Accent 4" w:uiPriority="47"/>
+    <w:lsdException w:name="List Table 3 Accent 4" w:uiPriority="48"/>
+    <w:lsdException w:name="List Table 4 Accent 4" w:uiPriority="49"/>
+    <w:lsdException w:name="List Table 5 Dark Accent 4" w:uiPriority="50"/>
+    <w:lsdException w:name="List Table 6 Colorful Accent 4" w:uiPriority="51"/>
+    <w:lsdException w:name="List Table 7 Colorful Accent 4" w:uiPriority="52"/>
+    <w:lsdException w:name="List Table 1 Light Accent 5" w:uiPriority="46"/>
+    <w:lsdException w:name="List Table 2 Accent 5" w:uiPriority="47"/>
+    <w:lsdException w:name="List Table 3 Accent 5" w:uiPriority="48"/>
+    <w:lsdException w:name="List Table 4 Accent 5" w:uiPriority="49"/>
+    <w:lsdException w:name="List Table 5 Dark Accent 5" w:uiPriority="50"/>
+    <w:lsdException w:name="List Table 6 Colorful Accent 5" w:uiPriority="51"/>
+    <w:lsdException w:name="List Table 7 Colorful Accent 5" w:uiPriority="52"/>
+    <w:lsdException w:name="List Table 1 Light Accent 6" w:uiPriority="46"/>
+    <w:lsdException w:name="List Table 2 Accent 6" w:uiPriority="47"/>
+    <w:lsdException w:name="List Table 3 Accent 6" w:uiPriority="48"/>
+    <w:lsdException w:name="List Table 4 Accent 6" w:uiPriority="49"/>
+    <w:lsdException w:name="List Table 5 Dark Accent 6" w:uiPriority="50"/>
+    <w:lsdException w:name="List Table 6 Colorful Accent 6" w:uiPriority="51"/>
+    <w:lsdException w:name="List Table 7 Colorful Accent 6" w:uiPriority="52"/>
+    <w:lsdException w:name="Mention" w:semiHidden="1" w:unhideWhenUsed="1"/>
+    <w:lsdException w:name="Smart Hyperlink" w:semiHidden="1" w:unhideWhenUsed="1"/>
+    <w:lsdException w:name="Hashtag" w:semiHidden="1" w:unhideWhenUsed="1"/>
+    <w:lsdException w:name="Unresolved Mention" w:semiHidden="1" w:unhideWhenUsed="1"/>
+  </w:latentStyles>
+  <w:style w:type="paragraph" w:default="1" w:styleId="Normal">
+    <w:name w:val="Normal"/>
     <w:qFormat/>
-    <w:rPr>
-      <w:sz w:val="56"/>
-      <w:szCs w:val="56"/>
-    </w:rPr>
   </w:style>
   <w:style w:type="paragraph" w:styleId="Heading1">
-    <w:name w:val="Heading 1"/>
-    <w:basedOn w:val="Normal"/>
-    <w:next w:val="Normal"/>
+    <w:name w:val="heading 1"/>
+    <w:uiPriority w:val="9"/>
     <w:qFormat/>
+    <w:pPr>
+      <w:outlineLvl w:val="0"/>
+    </w:pPr>
     <w:rPr>
       <w:color w:val="2E74B5"/>
       <w:sz w:val="32"/>
@@ -1603,10 +2282,14 @@
     </w:rPr>
   </w:style>
   <w:style w:type="paragraph" w:styleId="Heading2">
-    <w:name w:val="Heading 2"/>
-    <w:basedOn w:val="Normal"/>
-    <w:next w:val="Normal"/>
+    <w:name w:val="heading 2"/>
+    <w:uiPriority w:val="9"/>
+    <w:semiHidden/>
+    <w:unhideWhenUsed/>
     <w:qFormat/>
+    <w:pPr>
+      <w:outlineLvl w:val="1"/>
+    </w:pPr>
     <w:rPr>
       <w:color w:val="2E74B5"/>
       <w:sz w:val="26"/>
@@ -1614,10 +2297,14 @@
     </w:rPr>
   </w:style>
   <w:style w:type="paragraph" w:styleId="Heading3">
-    <w:name w:val="Heading 3"/>
-    <w:basedOn w:val="Normal"/>
-    <w:next w:val="Normal"/>
+    <w:name w:val="heading 3"/>
+    <w:uiPriority w:val="9"/>
+    <w:semiHidden/>
+    <w:unhideWhenUsed/>
     <w:qFormat/>
+    <w:pPr>
+      <w:outlineLvl w:val="2"/>
+    </w:pPr>
     <w:rPr>
       <w:color w:val="1F4D78"/>
       <w:sz w:val="24"/>
@@ -1625,10 +2312,14 @@
     </w:rPr>
   </w:style>
   <w:style w:type="paragraph" w:styleId="Heading4">
-    <w:name w:val="Heading 4"/>
-    <w:basedOn w:val="Normal"/>
-    <w:next w:val="Normal"/>
+    <w:name w:val="heading 4"/>
+    <w:uiPriority w:val="9"/>
+    <w:semiHidden/>
+    <w:unhideWhenUsed/>
     <w:qFormat/>
+    <w:pPr>
+      <w:outlineLvl w:val="3"/>
+    </w:pPr>
     <w:rPr>
       <w:i/>
       <w:iCs/>
@@ -1636,27 +2327,69 @@
     </w:rPr>
   </w:style>
   <w:style w:type="paragraph" w:styleId="Heading5">
-    <w:name w:val="Heading 5"/>
-    <w:basedOn w:val="Normal"/>
-    <w:next w:val="Normal"/>
+    <w:name w:val="heading 5"/>
+    <w:uiPriority w:val="9"/>
+    <w:semiHidden/>
+    <w:unhideWhenUsed/>
     <w:qFormat/>
+    <w:pPr>
+      <w:outlineLvl w:val="4"/>
+    </w:pPr>
     <w:rPr>
       <w:color w:val="2E74B5"/>
     </w:rPr>
   </w:style>
   <w:style w:type="paragraph" w:styleId="Heading6">
-    <w:name w:val="Heading 6"/>
-    <w:basedOn w:val="Normal"/>
-    <w:next w:val="Normal"/>
+    <w:name w:val="heading 6"/>
+    <w:uiPriority w:val="9"/>
+    <w:semiHidden/>
+    <w:unhideWhenUsed/>
     <w:qFormat/>
+    <w:pPr>
+      <w:outlineLvl w:val="5"/>
+    </w:pPr>
     <w:rPr>
       <w:color w:val="1F4D78"/>
     </w:rPr>
   </w:style>
-  <w:style w:type="paragraph" w:styleId="Strong">
-    <w:name w:val="Strong"/>
-    <w:basedOn w:val="Normal"/>
-    <w:next w:val="Normal"/>
+  <w:style w:type="character" w:default="1" w:styleId="DefaultParagraphFont">
+    <w:name w:val="Default Paragraph Font"/>
+    <w:uiPriority w:val="1"/>
+    <w:semiHidden/>
+    <w:unhideWhenUsed/>
+  </w:style>
+  <w:style w:type="table" w:default="1" w:styleId="TableNormal">
+    <w:name w:val="Normal Table"/>
+    <w:uiPriority w:val="99"/>
+    <w:semiHidden/>
+    <w:unhideWhenUsed/>
+    <w:tblPr>
+      <w:tblInd w:w="0" w:type="dxa"/>
+      <w:tblCellMar>
+        <w:top w:w="0" w:type="dxa"/>
+        <w:left w:w="108" w:type="dxa"/>
+        <w:bottom w:w="0" w:type="dxa"/>
+        <w:right w:w="108" w:type="dxa"/>
+      </w:tblCellMar>
+    </w:tblPr>
+  </w:style>
+  <w:style w:type="numbering" w:default="1" w:styleId="NoList">
+    <w:name w:val="No List"/>
+    <w:uiPriority w:val="99"/>
+    <w:semiHidden/>
+    <w:unhideWhenUsed/>
+  </w:style>
+  <w:style w:type="paragraph" w:styleId="Title">
+    <w:name w:val="Title"/>
+    <w:uiPriority w:val="10"/>
+    <w:qFormat/>
+    <w:rPr>
+      <w:sz w:val="56"/>
+      <w:szCs w:val="56"/>
+    </w:rPr>
+  </w:style>
+  <w:style w:type="paragraph" w:customStyle="1" w:styleId="Strong1">
+    <w:name w:val="Strong1"/>
     <w:qFormat/>
     <w:rPr>
       <w:b/>
@@ -1665,12 +2398,10 @@
   </w:style>
   <w:style w:type="paragraph" w:styleId="ListParagraph">
     <w:name w:val="List Paragraph"/>
-    <w:basedOn w:val="Normal"/>
     <w:qFormat/>
   </w:style>
   <w:style w:type="character" w:styleId="Hyperlink">
     <w:name w:val="Hyperlink"/>
-    <w:basedOn w:val="DefaultParagraphFont"/>
     <w:uiPriority w:val="99"/>
     <w:unhideWhenUsed/>
     <w:rPr>
@@ -1680,7 +2411,6 @@
   </w:style>
   <w:style w:type="character" w:styleId="FootnoteReference">
     <w:name w:val="footnote reference"/>
-    <w:basedOn w:val="DefaultParagraphFont"/>
     <w:uiPriority w:val="99"/>
     <w:semiHidden/>
     <w:unhideWhenUsed/>
@@ -1690,22 +2420,13 @@
   </w:style>
   <w:style w:type="paragraph" w:styleId="FootnoteText">
     <w:name w:val="footnote text"/>
-    <w:basedOn w:val="Normal"/>
     <w:link w:val="FootnoteTextChar"/>
     <w:uiPriority w:val="99"/>
     <w:semiHidden/>
     <w:unhideWhenUsed/>
-    <w:pPr>
-      <w:spacing w:after="0" w:line="240" w:lineRule="auto"/>
-    </w:pPr>
-    <w:rPr>
-      <w:sz w:val="20"/>
-      <w:szCs w:val="20"/>
-    </w:rPr>
   </w:style>
-  <w:style w:type="character" w:styleId="FootnoteTextChar">
+  <w:style w:type="character" w:customStyle="1" w:styleId="FootnoteTextChar">
     <w:name w:val="Footnote Text Char"/>
-    <w:basedOn w:val="DefaultParagraphFont"/>
     <w:link w:val="FootnoteText"/>
     <w:uiPriority w:val="99"/>
     <w:semiHidden/>
@@ -1717,7 +2438,6 @@
   </w:style>
   <w:style w:type="character" w:styleId="EndnoteReference">
     <w:name w:val="endnote reference"/>
-    <w:basedOn w:val="DefaultParagraphFont"/>
     <w:uiPriority w:val="99"/>
     <w:semiHidden/>
     <w:unhideWhenUsed/>
@@ -1727,22 +2447,13 @@
   </w:style>
   <w:style w:type="paragraph" w:styleId="EndnoteText">
     <w:name w:val="endnote text"/>
-    <w:basedOn w:val="Normal"/>
     <w:link w:val="EndnoteTextChar"/>
     <w:uiPriority w:val="99"/>
     <w:semiHidden/>
     <w:unhideWhenUsed/>
-    <w:pPr>
-      <w:spacing w:after="0" w:line="240" w:lineRule="auto"/>
-    </w:pPr>
-    <w:rPr>
-      <w:sz w:val="20"/>
-      <w:szCs w:val="20"/>
-    </w:rPr>
   </w:style>
-  <w:style w:type="character" w:styleId="EndnoteTextChar">
+  <w:style w:type="character" w:customStyle="1" w:styleId="EndnoteTextChar">
     <w:name w:val="Endnote Text Char"/>
-    <w:basedOn w:val="DefaultParagraphFont"/>
     <w:link w:val="EndnoteText"/>
     <w:uiPriority w:val="99"/>
     <w:semiHidden/>
@@ -1753,4 +2464,299 @@
     </w:rPr>
   </w:style>
 </w:styles>
+</file>
+
+<file path=word/theme/theme1.xml><?xml version="1.0" encoding="utf-8"?>
+<a:theme xmlns:a="http://schemas.openxmlformats.org/drawingml/2006/main" name="Office Theme">
+  <a:themeElements>
+    <a:clrScheme name="Office">
+      <a:dk1>
+        <a:sysClr val="windowText" lastClr="000000"/>
+      </a:dk1>
+      <a:lt1>
+        <a:sysClr val="window" lastClr="FFFFFF"/>
+      </a:lt1>
+      <a:dk2>
+        <a:srgbClr val="44546A"/>
+      </a:dk2>
+      <a:lt2>
+        <a:srgbClr val="E7E6E6"/>
+      </a:lt2>
+      <a:accent1>
+        <a:srgbClr val="4472C4"/>
+      </a:accent1>
+      <a:accent2>
+        <a:srgbClr val="ED7D31"/>
+      </a:accent2>
+      <a:accent3>
+        <a:srgbClr val="A5A5A5"/>
+      </a:accent3>
+      <a:accent4>
+        <a:srgbClr val="FFC000"/>
+      </a:accent4>
+      <a:accent5>
+        <a:srgbClr val="5B9BD5"/>
+      </a:accent5>
+      <a:accent6>
+        <a:srgbClr val="70AD47"/>
+      </a:accent6>
+      <a:hlink>
+        <a:srgbClr val="0563C1"/>
+      </a:hlink>
+      <a:folHlink>
+        <a:srgbClr val="954F72"/>
+      </a:folHlink>
+    </a:clrScheme>
+    <a:fontScheme name="Office">
+      <a:majorFont>
+        <a:latin typeface="Calibri Light" panose="020F0302020204030204"/>
+        <a:ea typeface=""/>
+        <a:cs typeface=""/>
+        <a:font script="Jpan" typeface="游ゴシック Light"/>
+        <a:font script="Hang" typeface="맑은 고딕"/>
+        <a:font script="Hans" typeface="等线 Light"/>
+        <a:font script="Hant" typeface="新細明體"/>
+        <a:font script="Arab" typeface="Times New Roman"/>
+        <a:font script="Hebr" typeface="Times New Roman"/>
+        <a:font script="Thai" typeface="Angsana New"/>
+        <a:font script="Ethi" typeface="Nyala"/>
+        <a:font script="Beng" typeface="Vrinda"/>
+        <a:font script="Gujr" typeface="Shruti"/>
+        <a:font script="Khmr" typeface="MoolBoran"/>
+        <a:font script="Knda" typeface="Tunga"/>
+        <a:font script="Guru" typeface="Raavi"/>
+        <a:font script="Cans" typeface="Euphemia"/>
+        <a:font script="Cher" typeface="Plantagenet Cherokee"/>
+        <a:font script="Yiii" typeface="Microsoft Yi Baiti"/>
+        <a:font script="Tibt" typeface="Microsoft Himalaya"/>
+        <a:font script="Thaa" typeface="MV Boli"/>
+        <a:font script="Deva" typeface="Mangal"/>
+        <a:font script="Telu" typeface="Gautami"/>
+        <a:font script="Taml" typeface="Latha"/>
+        <a:font script="Syrc" typeface="Estrangelo Edessa"/>
+        <a:font script="Orya" typeface="Kalinga"/>
+        <a:font script="Mlym" typeface="Kartika"/>
+        <a:font script="Laoo" typeface="DokChampa"/>
+        <a:font script="Sinh" typeface="Iskoola Pota"/>
+        <a:font script="Mong" typeface="Mongolian Baiti"/>
+        <a:font script="Viet" typeface="Times New Roman"/>
+        <a:font script="Uigh" typeface="Microsoft Uighur"/>
+        <a:font script="Geor" typeface="Sylfaen"/>
+        <a:font script="Armn" typeface="Arial"/>
+        <a:font script="Bugi" typeface="Leelawadee UI"/>
+        <a:font script="Bopo" typeface="Microsoft JhengHei"/>
+        <a:font script="Java" typeface="Javanese Text"/>
+        <a:font script="Lisu" typeface="Segoe UI"/>
+        <a:font script="Mymr" typeface="Myanmar Text"/>
+        <a:font script="Nkoo" typeface="Ebrima"/>
+        <a:font script="Olck" typeface="Nirmala UI"/>
+        <a:font script="Osma" typeface="Ebrima"/>
+        <a:font script="Phag" typeface="Phagspa"/>
+        <a:font script="Syrn" typeface="Estrangelo Edessa"/>
+        <a:font script="Syrj" typeface="Estrangelo Edessa"/>
+        <a:font script="Syre" typeface="Estrangelo Edessa"/>
+        <a:font script="Sora" typeface="Nirmala UI"/>
+        <a:font script="Tale" typeface="Microsoft Tai Le"/>
+        <a:font script="Talu" typeface="Microsoft New Tai Lue"/>
+        <a:font script="Tfng" typeface="Ebrima"/>
+      </a:majorFont>
+      <a:minorFont>
+        <a:latin typeface="Calibri" panose="020F0502020204030204"/>
+        <a:ea typeface=""/>
+        <a:cs typeface=""/>
+        <a:font script="Jpan" typeface="游明朝"/>
+        <a:font script="Hang" typeface="맑은 고딕"/>
+        <a:font script="Hans" typeface="等线"/>
+        <a:font script="Hant" typeface="新細明體"/>
+        <a:font script="Arab" typeface="Arial"/>
+        <a:font script="Hebr" typeface="Arial"/>
+        <a:font script="Thai" typeface="Cordia New"/>
+        <a:font script="Ethi" typeface="Nyala"/>
+        <a:font script="Beng" typeface="Vrinda"/>
+        <a:font script="Gujr" typeface="Shruti"/>
+        <a:font script="Khmr" typeface="DaunPenh"/>
+        <a:font script="Knda" typeface="Tunga"/>
+        <a:font script="Guru" typeface="Raavi"/>
+        <a:font script="Cans" typeface="Euphemia"/>
+        <a:font script="Cher" typeface="Plantagenet Cherokee"/>
+        <a:font script="Yiii" typeface="Microsoft Yi Baiti"/>
+        <a:font script="Tibt" typeface="Microsoft Himalaya"/>
+        <a:font script="Thaa" typeface="MV Boli"/>
+        <a:font script="Deva" typeface="Mangal"/>
+        <a:font script="Telu" typeface="Gautami"/>
+        <a:font script="Taml" typeface="Latha"/>
+        <a:font script="Syrc" typeface="Estrangelo Edessa"/>
+        <a:font script="Orya" typeface="Kalinga"/>
+        <a:font script="Mlym" typeface="Kartika"/>
+        <a:font script="Laoo" typeface="DokChampa"/>
+        <a:font script="Sinh" typeface="Iskoola Pota"/>
+        <a:font script="Mong" typeface="Mongolian Baiti"/>
+        <a:font script="Viet" typeface="Arial"/>
+        <a:font script="Uigh" typeface="Microsoft Uighur"/>
+        <a:font script="Geor" typeface="Sylfaen"/>
+        <a:font script="Armn" typeface="Arial"/>
+        <a:font script="Bugi" typeface="Leelawadee UI"/>
+        <a:font script="Bopo" typeface="Microsoft JhengHei"/>
+        <a:font script="Java" typeface="Javanese Text"/>
+        <a:font script="Lisu" typeface="Segoe UI"/>
+        <a:font script="Mymr" typeface="Myanmar Text"/>
+        <a:font script="Nkoo" typeface="Ebrima"/>
+        <a:font script="Olck" typeface="Nirmala UI"/>
+        <a:font script="Osma" typeface="Ebrima"/>
+        <a:font script="Phag" typeface="Phagspa"/>
+        <a:font script="Syrn" typeface="Estrangelo Edessa"/>
+        <a:font script="Syrj" typeface="Estrangelo Edessa"/>
+        <a:font script="Syre" typeface="Estrangelo Edessa"/>
+        <a:font script="Sora" typeface="Nirmala UI"/>
+        <a:font script="Tale" typeface="Microsoft Tai Le"/>
+        <a:font script="Talu" typeface="Microsoft New Tai Lue"/>
+        <a:font script="Tfng" typeface="Ebrima"/>
+      </a:minorFont>
+    </a:fontScheme>
+    <a:fmtScheme name="Office">
+      <a:fillStyleLst>
+        <a:solidFill>
+          <a:schemeClr val="phClr"/>
+        </a:solidFill>
+        <a:gradFill rotWithShape="1">
+          <a:gsLst>
+            <a:gs pos="0">
+              <a:schemeClr val="phClr">
+                <a:lumMod val="110000"/>
+                <a:satMod val="105000"/>
+                <a:tint val="67000"/>
+              </a:schemeClr>
+            </a:gs>
+            <a:gs pos="50000">
+              <a:schemeClr val="phClr">
+                <a:lumMod val="105000"/>
+                <a:satMod val="103000"/>
+                <a:tint val="73000"/>
+              </a:schemeClr>
+            </a:gs>
+            <a:gs pos="100000">
+              <a:schemeClr val="phClr">
+                <a:lumMod val="105000"/>
+                <a:satMod val="109000"/>
+                <a:tint val="81000"/>
+              </a:schemeClr>
+            </a:gs>
+          </a:gsLst>
+          <a:lin ang="5400000" scaled="0"/>
+        </a:gradFill>
+        <a:gradFill rotWithShape="1">
+          <a:gsLst>
+            <a:gs pos="0">
+              <a:schemeClr val="phClr">
+                <a:satMod val="103000"/>
+                <a:lumMod val="102000"/>
+                <a:tint val="94000"/>
+              </a:schemeClr>
+            </a:gs>
+            <a:gs pos="50000">
+              <a:schemeClr val="phClr">
+                <a:satMod val="110000"/>
+                <a:lumMod val="100000"/>
+                <a:shade val="100000"/>
+              </a:schemeClr>
+            </a:gs>
+            <a:gs pos="100000">
+              <a:schemeClr val="phClr">
+                <a:lumMod val="99000"/>
+                <a:satMod val="120000"/>
+                <a:shade val="78000"/>
+              </a:schemeClr>
+            </a:gs>
+          </a:gsLst>
+          <a:lin ang="5400000" scaled="0"/>
+        </a:gradFill>
+      </a:fillStyleLst>
+      <a:lnStyleLst>
+        <a:ln w="6350" cap="flat" cmpd="sng" algn="ctr">
+          <a:solidFill>
+            <a:schemeClr val="phClr"/>
+          </a:solidFill>
+          <a:prstDash val="solid"/>
+          <a:miter lim="800000"/>
+        </a:ln>
+        <a:ln w="12700" cap="flat" cmpd="sng" algn="ctr">
+          <a:solidFill>
+            <a:schemeClr val="phClr"/>
+          </a:solidFill>
+          <a:prstDash val="solid"/>
+          <a:miter lim="800000"/>
+        </a:ln>
+        <a:ln w="19050" cap="flat" cmpd="sng" algn="ctr">
+          <a:solidFill>
+            <a:schemeClr val="phClr"/>
+          </a:solidFill>
+          <a:prstDash val="solid"/>
+          <a:miter lim="800000"/>
+        </a:ln>
+      </a:lnStyleLst>
+      <a:effectStyleLst>
+        <a:effectStyle>
+          <a:effectLst/>
+        </a:effectStyle>
+        <a:effectStyle>
+          <a:effectLst/>
+        </a:effectStyle>
+        <a:effectStyle>
+          <a:effectLst>
+            <a:outerShdw blurRad="57150" dist="19050" dir="5400000" algn="ctr" rotWithShape="0">
+              <a:srgbClr val="000000">
+                <a:alpha val="63000"/>
+              </a:srgbClr>
+            </a:outerShdw>
+          </a:effectLst>
+        </a:effectStyle>
+      </a:effectStyleLst>
+      <a:bgFillStyleLst>
+        <a:solidFill>
+          <a:schemeClr val="phClr"/>
+        </a:solidFill>
+        <a:solidFill>
+          <a:schemeClr val="phClr">
+            <a:tint val="95000"/>
+            <a:satMod val="170000"/>
+          </a:schemeClr>
+        </a:solidFill>
+        <a:gradFill rotWithShape="1">
+          <a:gsLst>
+            <a:gs pos="0">
+              <a:schemeClr val="phClr">
+                <a:tint val="93000"/>
+                <a:satMod val="150000"/>
+                <a:shade val="98000"/>
+                <a:lumMod val="102000"/>
+              </a:schemeClr>
+            </a:gs>
+            <a:gs pos="50000">
+              <a:schemeClr val="phClr">
+                <a:tint val="98000"/>
+                <a:satMod val="130000"/>
+                <a:shade val="90000"/>
+                <a:lumMod val="103000"/>
+              </a:schemeClr>
+            </a:gs>
+            <a:gs pos="100000">
+              <a:schemeClr val="phClr">
+                <a:shade val="63000"/>
+                <a:satMod val="120000"/>
+              </a:schemeClr>
+            </a:gs>
+          </a:gsLst>
+          <a:lin ang="5400000" scaled="0"/>
+        </a:gradFill>
+      </a:bgFillStyleLst>
+    </a:fmtScheme>
+  </a:themeElements>
+  <a:objectDefaults/>
+  <a:extraClrSchemeLst/>
+  <a:extLst>
+    <a:ext uri="{05A4C25C-085E-4340-85A3-A5531E510DB2}">
+      <thm15:themeFamily xmlns:thm15="http://schemas.microsoft.com/office/thememl/2012/main" name="Office Theme" id="{62F939B6-93AF-4DB8-9C6B-D6C7DFDC589F}" vid="{4A3C46E8-61CC-4603-A589-7422A47A8E4A}"/>
+    </a:ext>
+  </a:extLst>
+</a:theme>
 </file>